--- a/23CT113_Nhom02_NenTangCrowdfunding(TuTeFund)/TimeLine/Biên Bản Họp Nhóm Lần 3 – Báo Cáo Cuối Kỳ Môn Kiểm Thử Phần Mềm.docx
+++ b/23CT113_Nhom02_NenTangCrowdfunding(TuTeFund)/TimeLine/Biên Bản Họp Nhóm Lần 3 – Báo Cáo Cuối Kỳ Môn Kiểm Thử Phần Mềm.docx
@@ -2,119 +2,2930 @@
 <file path=word/document.xml><?xml version="1.0" encoding="utf-8"?>
 <w:document xmlns:wpc="http://schemas.microsoft.com/office/word/2010/wordprocessingCanvas" xmlns:mo="http://schemas.microsoft.com/office/mac/office/2008/main" xmlns:mc="http://schemas.openxmlformats.org/markup-compatibility/2006" xmlns:mv="urn:schemas-microsoft-com:mac:vml" xmlns:o="urn:schemas-microsoft-com:office:office" xmlns:r="http://schemas.openxmlformats.org/officeDocument/2006/relationships" xmlns:m="http://schemas.openxmlformats.org/officeDocument/2006/math" xmlns:v="urn:schemas-microsoft-com:vml" xmlns:wp14="http://schemas.microsoft.com/office/word/2010/wordprocessingDrawing" xmlns:wp="http://schemas.openxmlformats.org/drawingml/2006/wordprocessingDrawing" xmlns:w10="urn:schemas-microsoft-com:office:word" xmlns:w="http://schemas.openxmlformats.org/wordprocessingml/2006/main" xmlns:w14="http://schemas.microsoft.com/office/word/2010/wordml" xmlns:wpg="http://schemas.microsoft.com/office/word/2010/wordprocessingGroup" xmlns:wpi="http://schemas.microsoft.com/office/word/2010/wordprocessingInk" xmlns:wne="http://schemas.microsoft.com/office/word/2006/wordml" xmlns:wps="http://schemas.microsoft.com/office/word/2010/wordprocessingShape" mc:Ignorable="w14 wp14">
   <w:body>
+    <w:tbl>
+      <w:tblPr>
+        <w:tblW w:w="9360" w:type="dxa"/>
+        <w:jc w:val="center"/>
+        <w:tblBorders>
+          <w:top w:val="none"/>
+          <w:left w:val="none"/>
+          <w:bottom w:val="none"/>
+          <w:right w:val="none"/>
+          <w:insideH w:val="none"/>
+          <w:insideV w:val="none"/>
+        </w:tblBorders>
+      </w:tblPr>
+      <w:tblGrid>
+        <w:gridCol w:w="4680"/>
+        <w:gridCol w:w="4680"/>
+      </w:tblGrid>
+      <w:tr>
+        <w:tc>
+          <w:tcPr>
+            <w:tcW w:w="4680" w:type="dxa"/>
+            <w:vAlign w:val="top"/>
+          </w:tcPr>
+          <w:p>
+            <w:pPr>
+              <w:jc w:val="center"/>
+              <w:spacing w:before="0" w:after="40" w:line="276" w:lineRule="auto"/>
+            </w:pPr>
+            <w:r>
+              <w:rPr>
+                <w:rFonts w:ascii="Times New Roman" w:hAnsi="Times New Roman" w:cs="Times New Roman"/>
+                <w:b/>
+                <w:sz w:val="20"/>
+                <w:szCs w:val="20"/>
+                <w:color w:val="0F172A"/>
+              </w:rPr>
+              <w:t xml:space="preserve">TRƯỜNG ĐẠI HỌC LẠC HỒNG</w:t>
+            </w:r>
+          </w:p>
+          <w:p>
+            <w:pPr>
+              <w:jc w:val="center"/>
+              <w:spacing w:before="0" w:after="40" w:line="276" w:lineRule="auto"/>
+            </w:pPr>
+            <w:r>
+              <w:rPr>
+                <w:rFonts w:ascii="Times New Roman" w:hAnsi="Times New Roman" w:cs="Times New Roman"/>
+                <w:b/>
+                <w:sz w:val="20"/>
+                <w:szCs w:val="20"/>
+                <w:color w:val="1E3A8A"/>
+              </w:rPr>
+              <w:t xml:space="preserve">KHOA CÔNG NGHỆ THÔNG TIN</w:t>
+            </w:r>
+          </w:p>
+          <w:p>
+            <w:pPr>
+              <w:jc w:val="center"/>
+              <w:spacing w:before="0" w:after="40" w:line="276" w:lineRule="auto"/>
+            </w:pPr>
+            <w:r>
+              <w:rPr>
+                <w:rFonts w:ascii="Times New Roman" w:hAnsi="Times New Roman" w:cs="Times New Roman"/>
+                <w:i/>
+                <w:sz w:val="17"/>
+                <w:szCs w:val="17"/>
+                <w:color w:val="334155"/>
+              </w:rPr>
+              <w:t xml:space="preserve">Môn: Kiểm thử và đảm bảo chất lượng phần mềm</w:t>
+            </w:r>
+          </w:p>
+          <w:p>
+            <w:pPr>
+              <w:jc w:val="center"/>
+              <w:spacing w:before="0" w:after="60" w:line="276" w:lineRule="auto"/>
+            </w:pPr>
+            <w:r>
+              <w:rPr>
+                <w:rFonts w:ascii="Times New Roman" w:hAnsi="Times New Roman" w:cs="Times New Roman"/>
+                <w:b/>
+                <w:sz w:val="17"/>
+                <w:szCs w:val="17"/>
+                <w:color w:val="2563EB"/>
+              </w:rPr>
+              <w:t xml:space="preserve">GVBM: Nguyễn Minh Phúc</w:t>
+            </w:r>
+          </w:p>
+          <w:p>
+            <w:pPr>
+              <w:jc w:val="center"/>
+              <w:spacing w:before="0" w:after="120" w:line="276" w:lineRule="auto"/>
+            </w:pPr>
+            <w:r>
+              <w:rPr>
+                <w:rFonts w:ascii="Times New Roman" w:hAnsi="Times New Roman" w:cs="Times New Roman"/>
+                <w:sz w:val="16"/>
+                <w:szCs w:val="16"/>
+                <w:color w:val="94A3B8"/>
+              </w:rPr>
+              <w:t xml:space="preserve">-----------------------</w:t>
+            </w:r>
+          </w:p>
+        </w:tc>
+        <w:tc>
+          <w:tcPr>
+            <w:tcW w:w="4680" w:type="dxa"/>
+            <w:vAlign w:val="top"/>
+          </w:tcPr>
+          <w:p>
+            <w:pPr>
+              <w:jc w:val="center"/>
+              <w:spacing w:before="0" w:after="40" w:line="276" w:lineRule="auto"/>
+            </w:pPr>
+            <w:r>
+              <w:rPr>
+                <w:rFonts w:ascii="Times New Roman" w:hAnsi="Times New Roman" w:cs="Times New Roman"/>
+                <w:b/>
+                <w:sz w:val="20"/>
+                <w:szCs w:val="20"/>
+                <w:color w:val="0F172A"/>
+              </w:rPr>
+              <w:t xml:space="preserve">CỘNG HÒA XÃ HỘI CHỦ NGHĨA VIỆT NAM</w:t>
+            </w:r>
+          </w:p>
+          <w:p>
+            <w:pPr>
+              <w:jc w:val="center"/>
+              <w:spacing w:before="0" w:after="40" w:line="276" w:lineRule="auto"/>
+            </w:pPr>
+            <w:r>
+              <w:rPr>
+                <w:rFonts w:ascii="Times New Roman" w:hAnsi="Times New Roman" w:cs="Times New Roman"/>
+                <w:b/>
+                <w:sz w:val="20"/>
+                <w:szCs w:val="20"/>
+                <w:color w:val="0F172A"/>
+              </w:rPr>
+              <w:t xml:space="preserve">Độc lập – Tự do – Hạnh phúc</w:t>
+            </w:r>
+          </w:p>
+          <w:p>
+            <w:pPr>
+              <w:jc w:val="center"/>
+              <w:spacing w:before="40" w:after="80" w:line="276" w:lineRule="auto"/>
+            </w:pPr>
+            <w:r>
+              <w:rPr>
+                <w:rFonts w:ascii="Times New Roman" w:hAnsi="Times New Roman" w:cs="Times New Roman"/>
+                <w:i/>
+                <w:sz w:val="18"/>
+                <w:szCs w:val="18"/>
+                <w:color w:val="475569"/>
+              </w:rPr>
+              <w:t xml:space="preserve">Đồng Nai, ngày 28 tháng 10 năm 2026</w:t>
+            </w:r>
+          </w:p>
+          <w:p>
+            <w:pPr>
+              <w:jc w:val="center"/>
+              <w:spacing w:before="0" w:after="120" w:line="276" w:lineRule="auto"/>
+            </w:pPr>
+            <w:r>
+              <w:rPr>
+                <w:rFonts w:ascii="Times New Roman" w:hAnsi="Times New Roman" w:cs="Times New Roman"/>
+                <w:sz w:val="16"/>
+                <w:szCs w:val="16"/>
+                <w:color w:val="94A3B8"/>
+              </w:rPr>
+              <w:t xml:space="preserve">-----------------------</w:t>
+            </w:r>
+          </w:p>
+        </w:tc>
+      </w:tr>
+    </w:tbl>
     <w:p>
       <w:pPr>
-        <w:pStyle w:val="Heading1"/>
+        <w:jc w:val="center"/>
+        <w:spacing w:before="180" w:after="60" w:line="276" w:lineRule="auto"/>
       </w:pPr>
       <w:r>
-        <w:t>Biên Bản Họp Nhóm Lần 3 – Báo Cáo Cuối Kỳ Môn Kiểm Thử Phần Mềm</w:t>
-      </w:r>
-    </w:p>
-    <w:p>
-      <w:r>
-        <w:t>Thời gian họp: Ngày 28 tháng 10 năm 2026    Hình thức họp: Online</w:t>
-      </w:r>
-    </w:p>
-    <w:p>
-      <w:r>
-        <w:t>Thành viên tham dự:</w:t>
-      </w:r>
-    </w:p>
-    <w:p>
-      <w:r>
-        <w:t>Nguyễn Quách Phú Tài – Trưởng nhóm</w:t>
-      </w:r>
-    </w:p>
-    <w:p>
-      <w:r>
-        <w:t>Bùi Đặng Quốc Khánh – Thành viên</w:t>
-      </w:r>
-    </w:p>
-    <w:p>
-      <w:r>
-        <w:t>Nguyễn Trung Tiến – Thành viên</w:t>
-      </w:r>
-    </w:p>
-    <w:p>
-      <w:r>
-        <w:t>Trần Xuân Ân – Thành viên</w:t>
-      </w:r>
-    </w:p>
-    <w:p>
-      <w:r>
-        <w:t>Nguyễn Khánh Du – Thành viên</w:t>
+        <w:rPr>
+          <w:rFonts w:ascii="Times New Roman" w:hAnsi="Times New Roman" w:cs="Times New Roman"/>
+          <w:b/>
+          <w:sz w:val="30"/>
+          <w:szCs w:val="30"/>
+          <w:color w:val="1E3A8A"/>
+        </w:rPr>
+        <w:t xml:space="preserve">BIÊN BẢN HỌP NHÓM LẦN 3</w:t>
       </w:r>
     </w:p>
     <w:p>
       <w:pPr>
-        <w:pStyle w:val="Heading2"/>
+        <w:jc w:val="center"/>
+        <w:spacing w:before="0" w:after="60" w:line="276" w:lineRule="auto"/>
       </w:pPr>
       <w:r>
-        <w:t>Mục Đích Cuộc Họp</w:t>
-      </w:r>
-    </w:p>
-    <w:p>
-      <w:r>
-        <w:t>- Họp tổng kết tiến độ và kiểm tra báo cáo cuối kỳ.</w:t>
-      </w:r>
-    </w:p>
-    <w:p>
-      <w:r>
-        <w:t>- Chuẩn bị báo cáo Word và PowerPoint đảm bảo tính thống nhất.</w:t>
-      </w:r>
-    </w:p>
-    <w:p>
-      <w:r>
-        <w:t>- Hoàn thiện phần minh chứng, kết luận và danh mục tài liệu nộp.</w:t>
+        <w:rPr>
+          <w:rFonts w:ascii="Times New Roman" w:hAnsi="Times New Roman" w:cs="Times New Roman"/>
+          <w:b/>
+          <w:sz w:val="22"/>
+          <w:szCs w:val="22"/>
+          <w:color w:val="2563EB"/>
+        </w:rPr>
+        <w:t xml:space="preserve">TỔNG KẾT KẾT QUẢ KIỂM THỬ, ĐỐI SOÁT SỐ LIỆU VÀ THỐNG NHẤT TỶ LỆ 20% ĐÓNG GÓP THÀNH VIÊN</w:t>
       </w:r>
     </w:p>
     <w:p>
       <w:pPr>
-        <w:pStyle w:val="Heading2"/>
+        <w:jc w:val="center"/>
+        <w:spacing w:before="0" w:after="40" w:line="276" w:lineRule="auto"/>
       </w:pPr>
       <w:r>
-        <w:t>Nội Dung Thảo Luận</w:t>
-      </w:r>
-    </w:p>
-    <w:p>
-      <w:r>
-        <w:t>- Nhóm rà soát từng phần báo cáo: mục tiêu, yêu cầu, test plan, test case và ma trận truy vết.</w:t>
-      </w:r>
-    </w:p>
-    <w:p>
-      <w:r>
-        <w:t>- Kiểm tra lại các file Excel và Word trước khi nộp, đảm bảo không thiếu thông tin và không sai định dạng.</w:t>
-      </w:r>
-    </w:p>
-    <w:p>
-      <w:r>
-        <w:t>- Thảo luận cách trình bày kết quả kiểm thử, lỗi phát hiện và đánh giá tổng quan của nhóm.</w:t>
-      </w:r>
-    </w:p>
-    <w:p>
-      <w:r>
-        <w:t>- Nhóm đồng bộ nội dung trên báo cáo Word, slide trình bày và timeline.</w:t>
+        <w:rPr>
+          <w:rFonts w:ascii="Times New Roman" w:hAnsi="Times New Roman" w:cs="Times New Roman"/>
+          <w:i/>
+          <w:sz w:val="19"/>
+          <w:szCs w:val="19"/>
+          <w:color w:val="475569"/>
+        </w:rPr>
+        <w:t xml:space="preserve">Dự án: Nền tảng gây quỹ cộng đồng Tử Tế Fund (TuTeFund) — Kho lưu trữ: Escanor292/platform</w:t>
       </w:r>
     </w:p>
     <w:p>
       <w:pPr>
-        <w:pStyle w:val="Heading2"/>
+        <w:jc w:val="center"/>
+        <w:spacing w:before="0" w:after="200" w:line="276" w:lineRule="auto"/>
       </w:pPr>
       <w:r>
-        <w:t>Kết Luận</w:t>
+        <w:rPr>
+          <w:rFonts w:ascii="Times New Roman" w:hAnsi="Times New Roman" w:cs="Times New Roman"/>
+          <w:b/>
+          <w:sz w:val="20"/>
+          <w:szCs w:val="20"/>
+          <w:color w:val="0F172A"/>
+        </w:rPr>
+        <w:t xml:space="preserve">Mã lớp: 23CT113 — Nhóm thực hiện: Nhóm 02</w:t>
       </w:r>
     </w:p>
     <w:p>
+      <w:pPr>
+        <w:spacing w:before="240" w:after="120" w:line="276" w:lineRule="auto"/>
+      </w:pPr>
       <w:r>
-        <w:t>Nhóm thống nhất hoàn tất các tài liệu báo cáo và chuẩn bị nộp đúng thời hạn. Tất cả nội dung đã được rà soát, đồng bộ và có minh chứng kèm theo.</w:t>
+        <w:rPr>
+          <w:rFonts w:ascii="Times New Roman" w:hAnsi="Times New Roman" w:cs="Times New Roman"/>
+          <w:b/>
+          <w:sz w:val="28"/>
+          <w:szCs w:val="28"/>
+          <w:color w:val="1E3A8A"/>
+        </w:rPr>
+        <w:t xml:space="preserve">I. THÔNG TIN CHUNG VỀ CUỘC HỌP</w:t>
       </w:r>
     </w:p>
     <w:p>
+      <w:pPr>
+        <w:spacing w:before="100" w:after="100" w:line="276" w:lineRule="auto"/>
+      </w:pPr>
       <w:r>
-        <w:t>Hình ảnh minh chứng cuộc họp:</w:t>
+        <w:rPr>
+          <w:rFonts w:ascii="Times New Roman" w:hAnsi="Times New Roman" w:cs="Times New Roman"/>
+          <w:sz w:val="20"/>
+          <w:szCs w:val="20"/>
+          <w:color w:val="0F172A"/>
+        </w:rPr>
+        <w:t xml:space="preserve">• Thời gian bắt đầu: 20:00, Ngày 28/10/2026 | Thời gian kết thúc: 22:30, Ngày 28/10/2026 (Tuần 3: 26–28/10)</w:t>
       </w:r>
     </w:p>
     <w:p>
+      <w:pPr>
+        <w:spacing w:before="100" w:after="100" w:line="276" w:lineRule="auto"/>
+      </w:pPr>
+      <w:r>
+        <w:rPr>
+          <w:rFonts w:ascii="Times New Roman" w:hAnsi="Times New Roman" w:cs="Times New Roman"/>
+          <w:sz w:val="20"/>
+          <w:szCs w:val="20"/>
+          <w:color w:val="0F172A"/>
+        </w:rPr>
+        <w:t xml:space="preserve">• Hình thức họp: Trực tuyến qua Google Meet (Nhóm 02 - 23CT113 - ĐH Lạc Hồng)</w:t>
+      </w:r>
+    </w:p>
+    <w:p>
+      <w:pPr>
+        <w:spacing w:before="100" w:after="100" w:line="276" w:lineRule="auto"/>
+      </w:pPr>
+      <w:r>
+        <w:rPr>
+          <w:rFonts w:ascii="Times New Roman" w:hAnsi="Times New Roman" w:cs="Times New Roman"/>
+          <w:b/>
+          <w:sz w:val="20"/>
+          <w:szCs w:val="20"/>
+          <w:color w:val="2563EB"/>
+        </w:rPr>
+        <w:t xml:space="preserve">• Giáo viên bộ môn hướng dẫn: ThS. Nguyễn Minh Phúc</w:t>
+      </w:r>
+    </w:p>
+    <w:p>
+      <w:pPr>
+        <w:spacing w:before="100" w:after="100" w:line="276" w:lineRule="auto"/>
+      </w:pPr>
+      <w:r>
+        <w:rPr>
+          <w:rFonts w:ascii="Times New Roman" w:hAnsi="Times New Roman" w:cs="Times New Roman"/>
+          <w:sz w:val="20"/>
+          <w:szCs w:val="20"/>
+          <w:color w:val="0F172A"/>
+        </w:rPr>
+        <w:t xml:space="preserve">• Chủ trì cuộc họp: Nguyễn Quách Phú Tài (Trưởng nhóm / Test Lead)</w:t>
+      </w:r>
+    </w:p>
+    <w:p>
+      <w:pPr>
+        <w:spacing w:before="100" w:after="100" w:line="276" w:lineRule="auto"/>
+      </w:pPr>
+      <w:r>
+        <w:rPr>
+          <w:rFonts w:ascii="Times New Roman" w:hAnsi="Times New Roman" w:cs="Times New Roman"/>
+          <w:b/>
+          <w:sz w:val="20"/>
+          <w:szCs w:val="20"/>
+          <w:color w:val="0F172A"/>
+        </w:rPr>
+        <w:t xml:space="preserve">• Thư ký ghi chép: Bùi Đặng Quốc Khánh</w:t>
+      </w:r>
+    </w:p>
+    <w:p>
+      <w:pPr>
+        <w:spacing w:before="240" w:after="120" w:line="276" w:lineRule="auto"/>
+      </w:pPr>
+      <w:r>
+        <w:rPr>
+          <w:rFonts w:ascii="Times New Roman" w:hAnsi="Times New Roman" w:cs="Times New Roman"/>
+          <w:b/>
+          <w:sz w:val="28"/>
+          <w:szCs w:val="28"/>
+          <w:color w:val="1E3A8A"/>
+        </w:rPr>
+        <w:t xml:space="preserve">II. THÀNH PHẦN THAM DỰ</w:t>
+      </w:r>
+    </w:p>
+    <w:p>
+      <w:pPr>
+        <w:spacing w:before="100" w:after="80" w:line="276" w:lineRule="auto"/>
+      </w:pPr>
+      <w:r>
+        <w:rPr>
+          <w:rFonts w:ascii="Times New Roman" w:hAnsi="Times New Roman" w:cs="Times New Roman"/>
+          <w:sz w:val="20"/>
+          <w:szCs w:val="20"/>
+          <w:color w:val="0F172A"/>
+        </w:rPr>
+        <w:t xml:space="preserve">Cuộc họp có sự tham dự đầy đủ của 5/5 thành viên Nhóm 02 (tỷ lệ 100%):</w:t>
+      </w:r>
+    </w:p>
+    <w:tbl>
+      <w:tblPr>
+        <w:tblW w:w="9360" w:type="dxa"/>
+        <w:jc w:val="center"/>
+        <w:tblBorders>
+          <w:top w:val="single" w:sz="6" w:space="0" w:color="94A3B8"/>
+          <w:left w:val="single" w:sz="6" w:space="0" w:color="94A3B8"/>
+          <w:bottom w:val="single" w:sz="6" w:space="0" w:color="94A3B8"/>
+          <w:right w:val="single" w:sz="6" w:space="0" w:color="94A3B8"/>
+          <w:insideH w:val="single" w:sz="4" w:space="0" w:color="CBD5E1"/>
+          <w:insideV w:val="single" w:sz="4" w:space="0" w:color="CBD5E1"/>
+        </w:tblBorders>
+        <w:tblCellMar>
+          <w:top w:w="100" w:type="dxa"/>
+          <w:bottom w:w="100" w:type="dxa"/>
+          <w:left w:w="140" w:type="dxa"/>
+          <w:right w:w="140" w:type="dxa"/>
+        </w:tblCellMar>
+      </w:tblPr>
+      <w:tblGrid>
+        <w:gridCol w:w="600"/>
+        <w:gridCol w:w="2600"/>
+        <w:gridCol w:w="1400"/>
+        <w:gridCol w:w="2000"/>
+        <w:gridCol w:w="1800"/>
+        <w:gridCol w:w="960"/>
+      </w:tblGrid>
+      <w:tr>
+        <w:trPr>
+          <w:cantSplit/>
+          <w:tblHeader/>
+        </w:trPr>
+        <w:tc>
+          <w:tcPr>
+            <w:tcW w:w="600" w:type="dxa"/>
+            <w:shd w:val="clear" w:color="auto" w:fill="1E3A8A"/>
+            <w:tcMar>
+              <w:top w:w="120" w:type="dxa"/>
+              <w:bottom w:w="120" w:type="dxa"/>
+              <w:left w:w="140" w:type="dxa"/>
+              <w:right w:w="140" w:type="dxa"/>
+            </w:tcMar>
+            <w:vAlign w:val="center"/>
+          </w:tcPr>
+          <w:p>
+            <w:pPr>
+              <w:jc w:val="center"/>
+              <w:spacing w:before="40" w:after="40" w:line="276" w:lineRule="auto"/>
+            </w:pPr>
+            <w:r>
+              <w:rPr>
+                <w:rFonts w:ascii="Times New Roman" w:hAnsi="Times New Roman" w:cs="Times New Roman"/>
+                <w:b/>
+                <w:sz w:val="19"/>
+                <w:szCs w:val="19"/>
+                <w:color w:val="FFFFFF"/>
+              </w:rPr>
+              <w:t xml:space="preserve">STT</w:t>
+            </w:r>
+          </w:p>
+        </w:tc>
+        <w:tc>
+          <w:tcPr>
+            <w:tcW w:w="2600" w:type="dxa"/>
+            <w:shd w:val="clear" w:color="auto" w:fill="1E3A8A"/>
+            <w:tcMar>
+              <w:top w:w="120" w:type="dxa"/>
+              <w:bottom w:w="120" w:type="dxa"/>
+              <w:left w:w="140" w:type="dxa"/>
+              <w:right w:w="140" w:type="dxa"/>
+            </w:tcMar>
+            <w:vAlign w:val="center"/>
+          </w:tcPr>
+          <w:p>
+            <w:pPr>
+              <w:jc w:val="center"/>
+              <w:spacing w:before="40" w:after="40" w:line="276" w:lineRule="auto"/>
+            </w:pPr>
+            <w:r>
+              <w:rPr>
+                <w:rFonts w:ascii="Times New Roman" w:hAnsi="Times New Roman" w:cs="Times New Roman"/>
+                <w:b/>
+                <w:sz w:val="19"/>
+                <w:szCs w:val="19"/>
+                <w:color w:val="FFFFFF"/>
+              </w:rPr>
+              <w:t xml:space="preserve">Họ và tên</w:t>
+            </w:r>
+          </w:p>
+        </w:tc>
+        <w:tc>
+          <w:tcPr>
+            <w:tcW w:w="1400" w:type="dxa"/>
+            <w:shd w:val="clear" w:color="auto" w:fill="1E3A8A"/>
+            <w:tcMar>
+              <w:top w:w="120" w:type="dxa"/>
+              <w:bottom w:w="120" w:type="dxa"/>
+              <w:left w:w="140" w:type="dxa"/>
+              <w:right w:w="140" w:type="dxa"/>
+            </w:tcMar>
+            <w:vAlign w:val="center"/>
+          </w:tcPr>
+          <w:p>
+            <w:pPr>
+              <w:jc w:val="center"/>
+              <w:spacing w:before="40" w:after="40" w:line="276" w:lineRule="auto"/>
+            </w:pPr>
+            <w:r>
+              <w:rPr>
+                <w:rFonts w:ascii="Times New Roman" w:hAnsi="Times New Roman" w:cs="Times New Roman"/>
+                <w:b/>
+                <w:sz w:val="19"/>
+                <w:szCs w:val="19"/>
+                <w:color w:val="FFFFFF"/>
+              </w:rPr>
+              <w:t xml:space="preserve">MSSV</w:t>
+            </w:r>
+          </w:p>
+        </w:tc>
+        <w:tc>
+          <w:tcPr>
+            <w:tcW w:w="2000" w:type="dxa"/>
+            <w:shd w:val="clear" w:color="auto" w:fill="1E3A8A"/>
+            <w:tcMar>
+              <w:top w:w="120" w:type="dxa"/>
+              <w:bottom w:w="120" w:type="dxa"/>
+              <w:left w:w="140" w:type="dxa"/>
+              <w:right w:w="140" w:type="dxa"/>
+            </w:tcMar>
+            <w:vAlign w:val="center"/>
+          </w:tcPr>
+          <w:p>
+            <w:pPr>
+              <w:jc w:val="center"/>
+              <w:spacing w:before="40" w:after="40" w:line="276" w:lineRule="auto"/>
+            </w:pPr>
+            <w:r>
+              <w:rPr>
+                <w:rFonts w:ascii="Times New Roman" w:hAnsi="Times New Roman" w:cs="Times New Roman"/>
+                <w:b/>
+                <w:sz w:val="19"/>
+                <w:szCs w:val="19"/>
+                <w:color w:val="FFFFFF"/>
+              </w:rPr>
+              <w:t xml:space="preserve">Vai trò trong nhóm</w:t>
+            </w:r>
+          </w:p>
+        </w:tc>
+        <w:tc>
+          <w:tcPr>
+            <w:tcW w:w="1800" w:type="dxa"/>
+            <w:shd w:val="clear" w:color="auto" w:fill="1E3A8A"/>
+            <w:tcMar>
+              <w:top w:w="120" w:type="dxa"/>
+              <w:bottom w:w="120" w:type="dxa"/>
+              <w:left w:w="140" w:type="dxa"/>
+              <w:right w:w="140" w:type="dxa"/>
+            </w:tcMar>
+            <w:vAlign w:val="center"/>
+          </w:tcPr>
+          <w:p>
+            <w:pPr>
+              <w:jc w:val="center"/>
+              <w:spacing w:before="40" w:after="40" w:line="276" w:lineRule="auto"/>
+            </w:pPr>
+            <w:r>
+              <w:rPr>
+                <w:rFonts w:ascii="Times New Roman" w:hAnsi="Times New Roman" w:cs="Times New Roman"/>
+                <w:b/>
+                <w:sz w:val="19"/>
+                <w:szCs w:val="19"/>
+                <w:color w:val="FFFFFF"/>
+              </w:rPr>
+              <w:t xml:space="preserve">Module phụ trách</w:t>
+            </w:r>
+          </w:p>
+        </w:tc>
+        <w:tc>
+          <w:tcPr>
+            <w:tcW w:w="960" w:type="dxa"/>
+            <w:shd w:val="clear" w:color="auto" w:fill="1E3A8A"/>
+            <w:tcMar>
+              <w:top w:w="120" w:type="dxa"/>
+              <w:bottom w:w="120" w:type="dxa"/>
+              <w:left w:w="140" w:type="dxa"/>
+              <w:right w:w="140" w:type="dxa"/>
+            </w:tcMar>
+            <w:vAlign w:val="center"/>
+          </w:tcPr>
+          <w:p>
+            <w:pPr>
+              <w:jc w:val="center"/>
+              <w:spacing w:before="40" w:after="40" w:line="276" w:lineRule="auto"/>
+            </w:pPr>
+            <w:r>
+              <w:rPr>
+                <w:rFonts w:ascii="Times New Roman" w:hAnsi="Times New Roman" w:cs="Times New Roman"/>
+                <w:b/>
+                <w:sz w:val="19"/>
+                <w:szCs w:val="19"/>
+                <w:color w:val="FFFFFF"/>
+              </w:rPr>
+              <w:t xml:space="preserve">Điểm danh</w:t>
+            </w:r>
+          </w:p>
+        </w:tc>
+      </w:tr>
+      <w:tr>
+        <w:trPr>
+          <w:cantSplit/>
+        </w:trPr>
+        <w:tc>
+          <w:tcPr>
+            <w:tcW w:w="600" w:type="dxa"/>
+            <w:shd w:val="clear" w:color="auto" w:fill="FFFFFF"/>
+            <w:tcMar>
+              <w:top w:w="120" w:type="dxa"/>
+              <w:bottom w:w="120" w:type="dxa"/>
+              <w:left w:w="140" w:type="dxa"/>
+              <w:right w:w="140" w:type="dxa"/>
+            </w:tcMar>
+            <w:vAlign w:val="center"/>
+          </w:tcPr>
+          <w:p>
+            <w:pPr>
+              <w:jc w:val="center"/>
+              <w:spacing w:before="40" w:after="40" w:line="276" w:lineRule="auto"/>
+            </w:pPr>
+            <w:r>
+              <w:rPr>
+                <w:rFonts w:ascii="Times New Roman" w:hAnsi="Times New Roman" w:cs="Times New Roman"/>
+                <w:sz w:val="19"/>
+                <w:szCs w:val="19"/>
+                <w:color w:val="0F172A"/>
+              </w:rPr>
+              <w:t xml:space="preserve">1</w:t>
+            </w:r>
+          </w:p>
+        </w:tc>
+        <w:tc>
+          <w:tcPr>
+            <w:tcW w:w="2600" w:type="dxa"/>
+            <w:shd w:val="clear" w:color="auto" w:fill="FFFFFF"/>
+            <w:tcMar>
+              <w:top w:w="120" w:type="dxa"/>
+              <w:bottom w:w="120" w:type="dxa"/>
+              <w:left w:w="140" w:type="dxa"/>
+              <w:right w:w="140" w:type="dxa"/>
+            </w:tcMar>
+            <w:vAlign w:val="center"/>
+          </w:tcPr>
+          <w:p>
+            <w:pPr>
+              <w:spacing w:before="40" w:after="40" w:line="276" w:lineRule="auto"/>
+            </w:pPr>
+            <w:r>
+              <w:rPr>
+                <w:rFonts w:ascii="Times New Roman" w:hAnsi="Times New Roman" w:cs="Times New Roman"/>
+                <w:b/>
+                <w:sz w:val="19"/>
+                <w:szCs w:val="19"/>
+                <w:color w:val="0F172A"/>
+              </w:rPr>
+              <w:t xml:space="preserve">Nguyễn Quách Phú Tài</w:t>
+            </w:r>
+          </w:p>
+        </w:tc>
+        <w:tc>
+          <w:tcPr>
+            <w:tcW w:w="1400" w:type="dxa"/>
+            <w:shd w:val="clear" w:color="auto" w:fill="FFFFFF"/>
+            <w:tcMar>
+              <w:top w:w="120" w:type="dxa"/>
+              <w:bottom w:w="120" w:type="dxa"/>
+              <w:left w:w="140" w:type="dxa"/>
+              <w:right w:w="140" w:type="dxa"/>
+            </w:tcMar>
+            <w:vAlign w:val="center"/>
+          </w:tcPr>
+          <w:p>
+            <w:pPr>
+              <w:jc w:val="center"/>
+              <w:spacing w:before="40" w:after="40" w:line="276" w:lineRule="auto"/>
+            </w:pPr>
+            <w:r>
+              <w:rPr>
+                <w:rFonts w:ascii="Times New Roman" w:hAnsi="Times New Roman" w:cs="Times New Roman"/>
+                <w:sz w:val="19"/>
+                <w:szCs w:val="19"/>
+                <w:color w:val="0F172A"/>
+              </w:rPr>
+              <w:t xml:space="preserve">123000609</w:t>
+            </w:r>
+          </w:p>
+        </w:tc>
+        <w:tc>
+          <w:tcPr>
+            <w:tcW w:w="2000" w:type="dxa"/>
+            <w:shd w:val="clear" w:color="auto" w:fill="FFFFFF"/>
+            <w:tcMar>
+              <w:top w:w="120" w:type="dxa"/>
+              <w:bottom w:w="120" w:type="dxa"/>
+              <w:left w:w="140" w:type="dxa"/>
+              <w:right w:w="140" w:type="dxa"/>
+            </w:tcMar>
+            <w:vAlign w:val="center"/>
+          </w:tcPr>
+          <w:p>
+            <w:pPr>
+              <w:spacing w:before="40" w:after="40" w:line="276" w:lineRule="auto"/>
+            </w:pPr>
+            <w:r>
+              <w:rPr>
+                <w:rFonts w:ascii="Times New Roman" w:hAnsi="Times New Roman" w:cs="Times New Roman"/>
+                <w:sz w:val="19"/>
+                <w:szCs w:val="19"/>
+                <w:color w:val="0F172A"/>
+              </w:rPr>
+              <w:t xml:space="preserve">Trưởng nhóm / Test Lead</w:t>
+            </w:r>
+          </w:p>
+        </w:tc>
+        <w:tc>
+          <w:tcPr>
+            <w:tcW w:w="1800" w:type="dxa"/>
+            <w:shd w:val="clear" w:color="auto" w:fill="FFFFFF"/>
+            <w:tcMar>
+              <w:top w:w="120" w:type="dxa"/>
+              <w:bottom w:w="120" w:type="dxa"/>
+              <w:left w:w="140" w:type="dxa"/>
+              <w:right w:w="140" w:type="dxa"/>
+            </w:tcMar>
+            <w:vAlign w:val="center"/>
+          </w:tcPr>
+          <w:p>
+            <w:pPr>
+              <w:spacing w:before="40" w:after="40" w:line="276" w:lineRule="auto"/>
+            </w:pPr>
+            <w:r>
+              <w:rPr>
+                <w:rFonts w:ascii="Times New Roman" w:hAnsi="Times New Roman" w:cs="Times New Roman"/>
+                <w:sz w:val="19"/>
+                <w:szCs w:val="19"/>
+                <w:color w:val="0F172A"/>
+              </w:rPr>
+              <w:t xml:space="preserve">Module Login &amp; Quản trị</w:t>
+            </w:r>
+          </w:p>
+        </w:tc>
+        <w:tc>
+          <w:tcPr>
+            <w:tcW w:w="960" w:type="dxa"/>
+            <w:shd w:val="clear" w:color="auto" w:fill="FFFFFF"/>
+            <w:tcMar>
+              <w:top w:w="120" w:type="dxa"/>
+              <w:bottom w:w="120" w:type="dxa"/>
+              <w:left w:w="140" w:type="dxa"/>
+              <w:right w:w="140" w:type="dxa"/>
+            </w:tcMar>
+            <w:vAlign w:val="center"/>
+          </w:tcPr>
+          <w:p>
+            <w:pPr>
+              <w:jc w:val="center"/>
+              <w:spacing w:before="40" w:after="40" w:line="276" w:lineRule="auto"/>
+            </w:pPr>
+            <w:r>
+              <w:rPr>
+                <w:rFonts w:ascii="Times New Roman" w:hAnsi="Times New Roman" w:cs="Times New Roman"/>
+                <w:b/>
+                <w:sz w:val="19"/>
+                <w:szCs w:val="19"/>
+                <w:color w:val="059669"/>
+              </w:rPr>
+              <w:t xml:space="preserve">Có mặt (100%)</w:t>
+            </w:r>
+          </w:p>
+        </w:tc>
+      </w:tr>
+      <w:tr>
+        <w:trPr>
+          <w:cantSplit/>
+        </w:trPr>
+        <w:tc>
+          <w:tcPr>
+            <w:tcW w:w="600" w:type="dxa"/>
+            <w:shd w:val="clear" w:color="auto" w:fill="F8FAFC"/>
+            <w:tcMar>
+              <w:top w:w="120" w:type="dxa"/>
+              <w:bottom w:w="120" w:type="dxa"/>
+              <w:left w:w="140" w:type="dxa"/>
+              <w:right w:w="140" w:type="dxa"/>
+            </w:tcMar>
+            <w:vAlign w:val="center"/>
+          </w:tcPr>
+          <w:p>
+            <w:pPr>
+              <w:jc w:val="center"/>
+              <w:spacing w:before="40" w:after="40" w:line="276" w:lineRule="auto"/>
+            </w:pPr>
+            <w:r>
+              <w:rPr>
+                <w:rFonts w:ascii="Times New Roman" w:hAnsi="Times New Roman" w:cs="Times New Roman"/>
+                <w:sz w:val="19"/>
+                <w:szCs w:val="19"/>
+                <w:color w:val="0F172A"/>
+              </w:rPr>
+              <w:t xml:space="preserve">2</w:t>
+            </w:r>
+          </w:p>
+        </w:tc>
+        <w:tc>
+          <w:tcPr>
+            <w:tcW w:w="2600" w:type="dxa"/>
+            <w:shd w:val="clear" w:color="auto" w:fill="F8FAFC"/>
+            <w:tcMar>
+              <w:top w:w="120" w:type="dxa"/>
+              <w:bottom w:w="120" w:type="dxa"/>
+              <w:left w:w="140" w:type="dxa"/>
+              <w:right w:w="140" w:type="dxa"/>
+            </w:tcMar>
+            <w:vAlign w:val="center"/>
+          </w:tcPr>
+          <w:p>
+            <w:pPr>
+              <w:spacing w:before="40" w:after="40" w:line="276" w:lineRule="auto"/>
+            </w:pPr>
+            <w:r>
+              <w:rPr>
+                <w:rFonts w:ascii="Times New Roman" w:hAnsi="Times New Roman" w:cs="Times New Roman"/>
+                <w:b/>
+                <w:sz w:val="19"/>
+                <w:szCs w:val="19"/>
+                <w:color w:val="0F172A"/>
+              </w:rPr>
+              <w:t xml:space="preserve">Bùi Đặng Quốc Khánh</w:t>
+            </w:r>
+          </w:p>
+        </w:tc>
+        <w:tc>
+          <w:tcPr>
+            <w:tcW w:w="1400" w:type="dxa"/>
+            <w:shd w:val="clear" w:color="auto" w:fill="F8FAFC"/>
+            <w:tcMar>
+              <w:top w:w="120" w:type="dxa"/>
+              <w:bottom w:w="120" w:type="dxa"/>
+              <w:left w:w="140" w:type="dxa"/>
+              <w:right w:w="140" w:type="dxa"/>
+            </w:tcMar>
+            <w:vAlign w:val="center"/>
+          </w:tcPr>
+          <w:p>
+            <w:pPr>
+              <w:jc w:val="center"/>
+              <w:spacing w:before="40" w:after="40" w:line="276" w:lineRule="auto"/>
+            </w:pPr>
+            <w:r>
+              <w:rPr>
+                <w:rFonts w:ascii="Times New Roman" w:hAnsi="Times New Roman" w:cs="Times New Roman"/>
+                <w:sz w:val="19"/>
+                <w:szCs w:val="19"/>
+                <w:color w:val="0F172A"/>
+              </w:rPr>
+              <w:t xml:space="preserve">123000xxx</w:t>
+            </w:r>
+          </w:p>
+        </w:tc>
+        <w:tc>
+          <w:tcPr>
+            <w:tcW w:w="2000" w:type="dxa"/>
+            <w:shd w:val="clear" w:color="auto" w:fill="F8FAFC"/>
+            <w:tcMar>
+              <w:top w:w="120" w:type="dxa"/>
+              <w:bottom w:w="120" w:type="dxa"/>
+              <w:left w:w="140" w:type="dxa"/>
+              <w:right w:w="140" w:type="dxa"/>
+            </w:tcMar>
+            <w:vAlign w:val="center"/>
+          </w:tcPr>
+          <w:p>
+            <w:pPr>
+              <w:spacing w:before="40" w:after="40" w:line="276" w:lineRule="auto"/>
+            </w:pPr>
+            <w:r>
+              <w:rPr>
+                <w:rFonts w:ascii="Times New Roman" w:hAnsi="Times New Roman" w:cs="Times New Roman"/>
+                <w:sz w:val="19"/>
+                <w:szCs w:val="19"/>
+                <w:color w:val="0F172A"/>
+              </w:rPr>
+              <w:t xml:space="preserve">Thư ký nhóm / Defect Lead</w:t>
+            </w:r>
+          </w:p>
+        </w:tc>
+        <w:tc>
+          <w:tcPr>
+            <w:tcW w:w="1800" w:type="dxa"/>
+            <w:shd w:val="clear" w:color="auto" w:fill="F8FAFC"/>
+            <w:tcMar>
+              <w:top w:w="120" w:type="dxa"/>
+              <w:bottom w:w="120" w:type="dxa"/>
+              <w:left w:w="140" w:type="dxa"/>
+              <w:right w:w="140" w:type="dxa"/>
+            </w:tcMar>
+            <w:vAlign w:val="center"/>
+          </w:tcPr>
+          <w:p>
+            <w:pPr>
+              <w:spacing w:before="40" w:after="40" w:line="276" w:lineRule="auto"/>
+            </w:pPr>
+            <w:r>
+              <w:rPr>
+                <w:rFonts w:ascii="Times New Roman" w:hAnsi="Times New Roman" w:cs="Times New Roman"/>
+                <w:sz w:val="19"/>
+                <w:szCs w:val="19"/>
+                <w:color w:val="0F172A"/>
+              </w:rPr>
+              <w:t xml:space="preserve">Module Reward &amp; Bug Log</w:t>
+            </w:r>
+          </w:p>
+        </w:tc>
+        <w:tc>
+          <w:tcPr>
+            <w:tcW w:w="960" w:type="dxa"/>
+            <w:shd w:val="clear" w:color="auto" w:fill="F8FAFC"/>
+            <w:tcMar>
+              <w:top w:w="120" w:type="dxa"/>
+              <w:bottom w:w="120" w:type="dxa"/>
+              <w:left w:w="140" w:type="dxa"/>
+              <w:right w:w="140" w:type="dxa"/>
+            </w:tcMar>
+            <w:vAlign w:val="center"/>
+          </w:tcPr>
+          <w:p>
+            <w:pPr>
+              <w:jc w:val="center"/>
+              <w:spacing w:before="40" w:after="40" w:line="276" w:lineRule="auto"/>
+            </w:pPr>
+            <w:r>
+              <w:rPr>
+                <w:rFonts w:ascii="Times New Roman" w:hAnsi="Times New Roman" w:cs="Times New Roman"/>
+                <w:b/>
+                <w:sz w:val="19"/>
+                <w:szCs w:val="19"/>
+                <w:color w:val="059669"/>
+              </w:rPr>
+              <w:t xml:space="preserve">Có mặt (100%)</w:t>
+            </w:r>
+          </w:p>
+        </w:tc>
+      </w:tr>
+      <w:tr>
+        <w:trPr>
+          <w:cantSplit/>
+        </w:trPr>
+        <w:tc>
+          <w:tcPr>
+            <w:tcW w:w="600" w:type="dxa"/>
+            <w:shd w:val="clear" w:color="auto" w:fill="FFFFFF"/>
+            <w:tcMar>
+              <w:top w:w="120" w:type="dxa"/>
+              <w:bottom w:w="120" w:type="dxa"/>
+              <w:left w:w="140" w:type="dxa"/>
+              <w:right w:w="140" w:type="dxa"/>
+            </w:tcMar>
+            <w:vAlign w:val="center"/>
+          </w:tcPr>
+          <w:p>
+            <w:pPr>
+              <w:jc w:val="center"/>
+              <w:spacing w:before="40" w:after="40" w:line="276" w:lineRule="auto"/>
+            </w:pPr>
+            <w:r>
+              <w:rPr>
+                <w:rFonts w:ascii="Times New Roman" w:hAnsi="Times New Roman" w:cs="Times New Roman"/>
+                <w:sz w:val="19"/>
+                <w:szCs w:val="19"/>
+                <w:color w:val="0F172A"/>
+              </w:rPr>
+              <w:t xml:space="preserve">3</w:t>
+            </w:r>
+          </w:p>
+        </w:tc>
+        <w:tc>
+          <w:tcPr>
+            <w:tcW w:w="2600" w:type="dxa"/>
+            <w:shd w:val="clear" w:color="auto" w:fill="FFFFFF"/>
+            <w:tcMar>
+              <w:top w:w="120" w:type="dxa"/>
+              <w:bottom w:w="120" w:type="dxa"/>
+              <w:left w:w="140" w:type="dxa"/>
+              <w:right w:w="140" w:type="dxa"/>
+            </w:tcMar>
+            <w:vAlign w:val="center"/>
+          </w:tcPr>
+          <w:p>
+            <w:pPr>
+              <w:spacing w:before="40" w:after="40" w:line="276" w:lineRule="auto"/>
+            </w:pPr>
+            <w:r>
+              <w:rPr>
+                <w:rFonts w:ascii="Times New Roman" w:hAnsi="Times New Roman" w:cs="Times New Roman"/>
+                <w:b/>
+                <w:sz w:val="19"/>
+                <w:szCs w:val="19"/>
+                <w:color w:val="0F172A"/>
+              </w:rPr>
+              <w:t xml:space="preserve">Nguyễn Trung Tiến</w:t>
+            </w:r>
+          </w:p>
+        </w:tc>
+        <w:tc>
+          <w:tcPr>
+            <w:tcW w:w="1400" w:type="dxa"/>
+            <w:shd w:val="clear" w:color="auto" w:fill="FFFFFF"/>
+            <w:tcMar>
+              <w:top w:w="120" w:type="dxa"/>
+              <w:bottom w:w="120" w:type="dxa"/>
+              <w:left w:w="140" w:type="dxa"/>
+              <w:right w:w="140" w:type="dxa"/>
+            </w:tcMar>
+            <w:vAlign w:val="center"/>
+          </w:tcPr>
+          <w:p>
+            <w:pPr>
+              <w:jc w:val="center"/>
+              <w:spacing w:before="40" w:after="40" w:line="276" w:lineRule="auto"/>
+            </w:pPr>
+            <w:r>
+              <w:rPr>
+                <w:rFonts w:ascii="Times New Roman" w:hAnsi="Times New Roman" w:cs="Times New Roman"/>
+                <w:sz w:val="19"/>
+                <w:szCs w:val="19"/>
+                <w:color w:val="0F172A"/>
+              </w:rPr>
+              <w:t xml:space="preserve">123000xxx</w:t>
+            </w:r>
+          </w:p>
+        </w:tc>
+        <w:tc>
+          <w:tcPr>
+            <w:tcW w:w="2000" w:type="dxa"/>
+            <w:shd w:val="clear" w:color="auto" w:fill="FFFFFF"/>
+            <w:tcMar>
+              <w:top w:w="120" w:type="dxa"/>
+              <w:bottom w:w="120" w:type="dxa"/>
+              <w:left w:w="140" w:type="dxa"/>
+              <w:right w:w="140" w:type="dxa"/>
+            </w:tcMar>
+            <w:vAlign w:val="center"/>
+          </w:tcPr>
+          <w:p>
+            <w:pPr>
+              <w:spacing w:before="40" w:after="40" w:line="276" w:lineRule="auto"/>
+            </w:pPr>
+            <w:r>
+              <w:rPr>
+                <w:rFonts w:ascii="Times New Roman" w:hAnsi="Times New Roman" w:cs="Times New Roman"/>
+                <w:sz w:val="19"/>
+                <w:szCs w:val="19"/>
+                <w:color w:val="0F172A"/>
+              </w:rPr>
+              <w:t xml:space="preserve">Thành viên / Doc Specialist</w:t>
+            </w:r>
+          </w:p>
+        </w:tc>
+        <w:tc>
+          <w:tcPr>
+            <w:tcW w:w="1800" w:type="dxa"/>
+            <w:shd w:val="clear" w:color="auto" w:fill="FFFFFF"/>
+            <w:tcMar>
+              <w:top w:w="120" w:type="dxa"/>
+              <w:bottom w:w="120" w:type="dxa"/>
+              <w:left w:w="140" w:type="dxa"/>
+              <w:right w:w="140" w:type="dxa"/>
+            </w:tcMar>
+            <w:vAlign w:val="center"/>
+          </w:tcPr>
+          <w:p>
+            <w:pPr>
+              <w:spacing w:before="40" w:after="40" w:line="276" w:lineRule="auto"/>
+            </w:pPr>
+            <w:r>
+              <w:rPr>
+                <w:rFonts w:ascii="Times New Roman" w:hAnsi="Times New Roman" w:cs="Times New Roman"/>
+                <w:sz w:val="19"/>
+                <w:szCs w:val="19"/>
+                <w:color w:val="0F172A"/>
+              </w:rPr>
+              <w:t xml:space="preserve">Module Blog &amp; Báo cáo</w:t>
+            </w:r>
+          </w:p>
+        </w:tc>
+        <w:tc>
+          <w:tcPr>
+            <w:tcW w:w="960" w:type="dxa"/>
+            <w:shd w:val="clear" w:color="auto" w:fill="FFFFFF"/>
+            <w:tcMar>
+              <w:top w:w="120" w:type="dxa"/>
+              <w:bottom w:w="120" w:type="dxa"/>
+              <w:left w:w="140" w:type="dxa"/>
+              <w:right w:w="140" w:type="dxa"/>
+            </w:tcMar>
+            <w:vAlign w:val="center"/>
+          </w:tcPr>
+          <w:p>
+            <w:pPr>
+              <w:jc w:val="center"/>
+              <w:spacing w:before="40" w:after="40" w:line="276" w:lineRule="auto"/>
+            </w:pPr>
+            <w:r>
+              <w:rPr>
+                <w:rFonts w:ascii="Times New Roman" w:hAnsi="Times New Roman" w:cs="Times New Roman"/>
+                <w:b/>
+                <w:sz w:val="19"/>
+                <w:szCs w:val="19"/>
+                <w:color w:val="059669"/>
+              </w:rPr>
+              <w:t xml:space="preserve">Có mặt (100%)</w:t>
+            </w:r>
+          </w:p>
+        </w:tc>
+      </w:tr>
+      <w:tr>
+        <w:trPr>
+          <w:cantSplit/>
+        </w:trPr>
+        <w:tc>
+          <w:tcPr>
+            <w:tcW w:w="600" w:type="dxa"/>
+            <w:shd w:val="clear" w:color="auto" w:fill="F8FAFC"/>
+            <w:tcMar>
+              <w:top w:w="120" w:type="dxa"/>
+              <w:bottom w:w="120" w:type="dxa"/>
+              <w:left w:w="140" w:type="dxa"/>
+              <w:right w:w="140" w:type="dxa"/>
+            </w:tcMar>
+            <w:vAlign w:val="center"/>
+          </w:tcPr>
+          <w:p>
+            <w:pPr>
+              <w:jc w:val="center"/>
+              <w:spacing w:before="40" w:after="40" w:line="276" w:lineRule="auto"/>
+            </w:pPr>
+            <w:r>
+              <w:rPr>
+                <w:rFonts w:ascii="Times New Roman" w:hAnsi="Times New Roman" w:cs="Times New Roman"/>
+                <w:sz w:val="19"/>
+                <w:szCs w:val="19"/>
+                <w:color w:val="0F172A"/>
+              </w:rPr>
+              <w:t xml:space="preserve">4</w:t>
+            </w:r>
+          </w:p>
+        </w:tc>
+        <w:tc>
+          <w:tcPr>
+            <w:tcW w:w="2600" w:type="dxa"/>
+            <w:shd w:val="clear" w:color="auto" w:fill="F8FAFC"/>
+            <w:tcMar>
+              <w:top w:w="120" w:type="dxa"/>
+              <w:bottom w:w="120" w:type="dxa"/>
+              <w:left w:w="140" w:type="dxa"/>
+              <w:right w:w="140" w:type="dxa"/>
+            </w:tcMar>
+            <w:vAlign w:val="center"/>
+          </w:tcPr>
+          <w:p>
+            <w:pPr>
+              <w:spacing w:before="40" w:after="40" w:line="276" w:lineRule="auto"/>
+            </w:pPr>
+            <w:r>
+              <w:rPr>
+                <w:rFonts w:ascii="Times New Roman" w:hAnsi="Times New Roman" w:cs="Times New Roman"/>
+                <w:b/>
+                <w:sz w:val="19"/>
+                <w:szCs w:val="19"/>
+                <w:color w:val="0F172A"/>
+              </w:rPr>
+              <w:t xml:space="preserve">Trần Xuân Ân</w:t>
+            </w:r>
+          </w:p>
+        </w:tc>
+        <w:tc>
+          <w:tcPr>
+            <w:tcW w:w="1400" w:type="dxa"/>
+            <w:shd w:val="clear" w:color="auto" w:fill="F8FAFC"/>
+            <w:tcMar>
+              <w:top w:w="120" w:type="dxa"/>
+              <w:bottom w:w="120" w:type="dxa"/>
+              <w:left w:w="140" w:type="dxa"/>
+              <w:right w:w="140" w:type="dxa"/>
+            </w:tcMar>
+            <w:vAlign w:val="center"/>
+          </w:tcPr>
+          <w:p>
+            <w:pPr>
+              <w:jc w:val="center"/>
+              <w:spacing w:before="40" w:after="40" w:line="276" w:lineRule="auto"/>
+            </w:pPr>
+            <w:r>
+              <w:rPr>
+                <w:rFonts w:ascii="Times New Roman" w:hAnsi="Times New Roman" w:cs="Times New Roman"/>
+                <w:sz w:val="19"/>
+                <w:szCs w:val="19"/>
+                <w:color w:val="0F172A"/>
+              </w:rPr>
+              <w:t xml:space="preserve">123000xxx</w:t>
+            </w:r>
+          </w:p>
+        </w:tc>
+        <w:tc>
+          <w:tcPr>
+            <w:tcW w:w="2000" w:type="dxa"/>
+            <w:shd w:val="clear" w:color="auto" w:fill="F8FAFC"/>
+            <w:tcMar>
+              <w:top w:w="120" w:type="dxa"/>
+              <w:bottom w:w="120" w:type="dxa"/>
+              <w:left w:w="140" w:type="dxa"/>
+              <w:right w:w="140" w:type="dxa"/>
+            </w:tcMar>
+            <w:vAlign w:val="center"/>
+          </w:tcPr>
+          <w:p>
+            <w:pPr>
+              <w:spacing w:before="40" w:after="40" w:line="276" w:lineRule="auto"/>
+            </w:pPr>
+            <w:r>
+              <w:rPr>
+                <w:rFonts w:ascii="Times New Roman" w:hAnsi="Times New Roman" w:cs="Times New Roman"/>
+                <w:sz w:val="19"/>
+                <w:szCs w:val="19"/>
+                <w:color w:val="0F172A"/>
+              </w:rPr>
+              <w:t xml:space="preserve">Thành viên / Module Lead</w:t>
+            </w:r>
+          </w:p>
+        </w:tc>
+        <w:tc>
+          <w:tcPr>
+            <w:tcW w:w="1800" w:type="dxa"/>
+            <w:shd w:val="clear" w:color="auto" w:fill="F8FAFC"/>
+            <w:tcMar>
+              <w:top w:w="120" w:type="dxa"/>
+              <w:bottom w:w="120" w:type="dxa"/>
+              <w:left w:w="140" w:type="dxa"/>
+              <w:right w:w="140" w:type="dxa"/>
+            </w:tcMar>
+            <w:vAlign w:val="center"/>
+          </w:tcPr>
+          <w:p>
+            <w:pPr>
+              <w:spacing w:before="40" w:after="40" w:line="276" w:lineRule="auto"/>
+            </w:pPr>
+            <w:r>
+              <w:rPr>
+                <w:rFonts w:ascii="Times New Roman" w:hAnsi="Times New Roman" w:cs="Times New Roman"/>
+                <w:sz w:val="19"/>
+                <w:szCs w:val="19"/>
+                <w:color w:val="0F172A"/>
+              </w:rPr>
+              <w:t xml:space="preserve">Module Campaign &amp; Duyệt</w:t>
+            </w:r>
+          </w:p>
+        </w:tc>
+        <w:tc>
+          <w:tcPr>
+            <w:tcW w:w="960" w:type="dxa"/>
+            <w:shd w:val="clear" w:color="auto" w:fill="F8FAFC"/>
+            <w:tcMar>
+              <w:top w:w="120" w:type="dxa"/>
+              <w:bottom w:w="120" w:type="dxa"/>
+              <w:left w:w="140" w:type="dxa"/>
+              <w:right w:w="140" w:type="dxa"/>
+            </w:tcMar>
+            <w:vAlign w:val="center"/>
+          </w:tcPr>
+          <w:p>
+            <w:pPr>
+              <w:jc w:val="center"/>
+              <w:spacing w:before="40" w:after="40" w:line="276" w:lineRule="auto"/>
+            </w:pPr>
+            <w:r>
+              <w:rPr>
+                <w:rFonts w:ascii="Times New Roman" w:hAnsi="Times New Roman" w:cs="Times New Roman"/>
+                <w:b/>
+                <w:sz w:val="19"/>
+                <w:szCs w:val="19"/>
+                <w:color w:val="059669"/>
+              </w:rPr>
+              <w:t xml:space="preserve">Có mặt (100%)</w:t>
+            </w:r>
+          </w:p>
+        </w:tc>
+      </w:tr>
+      <w:tr>
+        <w:trPr>
+          <w:cantSplit/>
+        </w:trPr>
+        <w:tc>
+          <w:tcPr>
+            <w:tcW w:w="600" w:type="dxa"/>
+            <w:shd w:val="clear" w:color="auto" w:fill="FFFFFF"/>
+            <w:tcMar>
+              <w:top w:w="120" w:type="dxa"/>
+              <w:bottom w:w="120" w:type="dxa"/>
+              <w:left w:w="140" w:type="dxa"/>
+              <w:right w:w="140" w:type="dxa"/>
+            </w:tcMar>
+            <w:vAlign w:val="center"/>
+          </w:tcPr>
+          <w:p>
+            <w:pPr>
+              <w:jc w:val="center"/>
+              <w:spacing w:before="40" w:after="40" w:line="276" w:lineRule="auto"/>
+            </w:pPr>
+            <w:r>
+              <w:rPr>
+                <w:rFonts w:ascii="Times New Roman" w:hAnsi="Times New Roman" w:cs="Times New Roman"/>
+                <w:sz w:val="19"/>
+                <w:szCs w:val="19"/>
+                <w:color w:val="0F172A"/>
+              </w:rPr>
+              <w:t xml:space="preserve">5</w:t>
+            </w:r>
+          </w:p>
+        </w:tc>
+        <w:tc>
+          <w:tcPr>
+            <w:tcW w:w="2600" w:type="dxa"/>
+            <w:shd w:val="clear" w:color="auto" w:fill="FFFFFF"/>
+            <w:tcMar>
+              <w:top w:w="120" w:type="dxa"/>
+              <w:bottom w:w="120" w:type="dxa"/>
+              <w:left w:w="140" w:type="dxa"/>
+              <w:right w:w="140" w:type="dxa"/>
+            </w:tcMar>
+            <w:vAlign w:val="center"/>
+          </w:tcPr>
+          <w:p>
+            <w:pPr>
+              <w:spacing w:before="40" w:after="40" w:line="276" w:lineRule="auto"/>
+            </w:pPr>
+            <w:r>
+              <w:rPr>
+                <w:rFonts w:ascii="Times New Roman" w:hAnsi="Times New Roman" w:cs="Times New Roman"/>
+                <w:b/>
+                <w:sz w:val="19"/>
+                <w:szCs w:val="19"/>
+                <w:color w:val="0F172A"/>
+              </w:rPr>
+              <w:t xml:space="preserve">Nguyễn Khánh Du</w:t>
+            </w:r>
+          </w:p>
+        </w:tc>
+        <w:tc>
+          <w:tcPr>
+            <w:tcW w:w="1400" w:type="dxa"/>
+            <w:shd w:val="clear" w:color="auto" w:fill="FFFFFF"/>
+            <w:tcMar>
+              <w:top w:w="120" w:type="dxa"/>
+              <w:bottom w:w="120" w:type="dxa"/>
+              <w:left w:w="140" w:type="dxa"/>
+              <w:right w:w="140" w:type="dxa"/>
+            </w:tcMar>
+            <w:vAlign w:val="center"/>
+          </w:tcPr>
+          <w:p>
+            <w:pPr>
+              <w:jc w:val="center"/>
+              <w:spacing w:before="40" w:after="40" w:line="276" w:lineRule="auto"/>
+            </w:pPr>
+            <w:r>
+              <w:rPr>
+                <w:rFonts w:ascii="Times New Roman" w:hAnsi="Times New Roman" w:cs="Times New Roman"/>
+                <w:sz w:val="19"/>
+                <w:szCs w:val="19"/>
+                <w:color w:val="0F172A"/>
+              </w:rPr>
+              <w:t xml:space="preserve">123000xxx</w:t>
+            </w:r>
+          </w:p>
+        </w:tc>
+        <w:tc>
+          <w:tcPr>
+            <w:tcW w:w="2000" w:type="dxa"/>
+            <w:shd w:val="clear" w:color="auto" w:fill="FFFFFF"/>
+            <w:tcMar>
+              <w:top w:w="120" w:type="dxa"/>
+              <w:bottom w:w="120" w:type="dxa"/>
+              <w:left w:w="140" w:type="dxa"/>
+              <w:right w:w="140" w:type="dxa"/>
+            </w:tcMar>
+            <w:vAlign w:val="center"/>
+          </w:tcPr>
+          <w:p>
+            <w:pPr>
+              <w:spacing w:before="40" w:after="40" w:line="276" w:lineRule="auto"/>
+            </w:pPr>
+            <w:r>
+              <w:rPr>
+                <w:rFonts w:ascii="Times New Roman" w:hAnsi="Times New Roman" w:cs="Times New Roman"/>
+                <w:sz w:val="19"/>
+                <w:szCs w:val="19"/>
+                <w:color w:val="0F172A"/>
+              </w:rPr>
+              <w:t xml:space="preserve">Thành viên / Module Lead</w:t>
+            </w:r>
+          </w:p>
+        </w:tc>
+        <w:tc>
+          <w:tcPr>
+            <w:tcW w:w="1800" w:type="dxa"/>
+            <w:shd w:val="clear" w:color="auto" w:fill="FFFFFF"/>
+            <w:tcMar>
+              <w:top w:w="120" w:type="dxa"/>
+              <w:bottom w:w="120" w:type="dxa"/>
+              <w:left w:w="140" w:type="dxa"/>
+              <w:right w:w="140" w:type="dxa"/>
+            </w:tcMar>
+            <w:vAlign w:val="center"/>
+          </w:tcPr>
+          <w:p>
+            <w:pPr>
+              <w:spacing w:before="40" w:after="40" w:line="276" w:lineRule="auto"/>
+            </w:pPr>
+            <w:r>
+              <w:rPr>
+                <w:rFonts w:ascii="Times New Roman" w:hAnsi="Times New Roman" w:cs="Times New Roman"/>
+                <w:sz w:val="19"/>
+                <w:szCs w:val="19"/>
+                <w:color w:val="0F172A"/>
+              </w:rPr>
+              <w:t xml:space="preserve">Module KYC &amp; Xác thực</w:t>
+            </w:r>
+          </w:p>
+        </w:tc>
+        <w:tc>
+          <w:tcPr>
+            <w:tcW w:w="960" w:type="dxa"/>
+            <w:shd w:val="clear" w:color="auto" w:fill="FFFFFF"/>
+            <w:tcMar>
+              <w:top w:w="120" w:type="dxa"/>
+              <w:bottom w:w="120" w:type="dxa"/>
+              <w:left w:w="140" w:type="dxa"/>
+              <w:right w:w="140" w:type="dxa"/>
+            </w:tcMar>
+            <w:vAlign w:val="center"/>
+          </w:tcPr>
+          <w:p>
+            <w:pPr>
+              <w:jc w:val="center"/>
+              <w:spacing w:before="40" w:after="40" w:line="276" w:lineRule="auto"/>
+            </w:pPr>
+            <w:r>
+              <w:rPr>
+                <w:rFonts w:ascii="Times New Roman" w:hAnsi="Times New Roman" w:cs="Times New Roman"/>
+                <w:b/>
+                <w:sz w:val="19"/>
+                <w:szCs w:val="19"/>
+                <w:color w:val="059669"/>
+              </w:rPr>
+              <w:t xml:space="preserve">Có mặt (100%)</w:t>
+            </w:r>
+          </w:p>
+        </w:tc>
+      </w:tr>
+    </w:tbl>
+    <w:p>
+      <w:pPr>
+        <w:spacing w:before="240" w:after="120" w:line="276" w:lineRule="auto"/>
+      </w:pPr>
+      <w:r>
+        <w:rPr>
+          <w:rFonts w:ascii="Times New Roman" w:hAnsi="Times New Roman" w:cs="Times New Roman"/>
+          <w:b/>
+          <w:sz w:val="28"/>
+          <w:szCs w:val="28"/>
+          <w:color w:val="1E3A8A"/>
+        </w:rPr>
+        <w:t xml:space="preserve">III. MỤC TIÊU CUỘC HỌP</w:t>
+      </w:r>
+    </w:p>
+    <w:p>
+      <w:pPr>
+        <w:spacing w:before="100" w:after="100" w:line="276" w:lineRule="auto"/>
+      </w:pPr>
+      <w:r>
+        <w:rPr>
+          <w:rFonts w:ascii="Times New Roman" w:hAnsi="Times New Roman" w:cs="Times New Roman"/>
+          <w:sz w:val="20"/>
+          <w:szCs w:val="20"/>
+          <w:color w:val="0F172A"/>
+        </w:rPr>
+        <w:t xml:space="preserve">1. Tổng hợp kết quả thực thi kiểm thử toàn diện của đợt kiểm thử môn học.</w:t>
+      </w:r>
+    </w:p>
+    <w:p>
+      <w:pPr>
+        <w:spacing w:before="100" w:after="100" w:line="276" w:lineRule="auto"/>
+      </w:pPr>
+      <w:r>
+        <w:rPr>
+          <w:rFonts w:ascii="Times New Roman" w:hAnsi="Times New Roman" w:cs="Times New Roman"/>
+          <w:sz w:val="20"/>
+          <w:szCs w:val="20"/>
+          <w:color w:val="0F172A"/>
+        </w:rPr>
+        <w:t xml:space="preserve">2. Đối soát tính nhất quán số liệu 100% giữa Workbook Excel, Báo cáo Word và Slide PowerPoint (Khắc phục triệt để lỗi lệch số liệu của nhóm tham khảo Sweet-Sip).</w:t>
+      </w:r>
+    </w:p>
+    <w:p>
+      <w:pPr>
+        <w:spacing w:before="100" w:after="100" w:line="276" w:lineRule="auto"/>
+      </w:pPr>
+      <w:r>
+        <w:rPr>
+          <w:rFonts w:ascii="Times New Roman" w:hAnsi="Times New Roman" w:cs="Times New Roman"/>
+          <w:sz w:val="20"/>
+          <w:szCs w:val="20"/>
+          <w:color w:val="0F172A"/>
+        </w:rPr>
+        <w:t xml:space="preserve">3. Đánh giá mức độ hoàn thành nhiệm vụ và thống nhất tỷ lệ % đóng góp của từng thành viên theo đúng hướng dẫn Team Leader Guidelines của Thầy Phúc.</w:t>
+      </w:r>
+    </w:p>
+    <w:p>
+      <w:pPr>
+        <w:spacing w:before="100" w:after="100" w:line="276" w:lineRule="auto"/>
+      </w:pPr>
+      <w:r>
+        <w:rPr>
+          <w:rFonts w:ascii="Times New Roman" w:hAnsi="Times New Roman" w:cs="Times New Roman"/>
+          <w:sz w:val="20"/>
+          <w:szCs w:val="20"/>
+          <w:color w:val="0F172A"/>
+        </w:rPr>
+        <w:t xml:space="preserve">4. Phân công chuẩn bị hồ sơ nộp bài trước hạn chót 01/11/2026 và phân vai thuyết trình bảo vệ đề tài.</w:t>
+      </w:r>
+    </w:p>
+    <w:p>
+      <w:pPr>
+        <w:spacing w:before="240" w:after="120" w:line="276" w:lineRule="auto"/>
+      </w:pPr>
+      <w:r>
+        <w:rPr>
+          <w:rFonts w:ascii="Times New Roman" w:hAnsi="Times New Roman" w:cs="Times New Roman"/>
+          <w:b/>
+          <w:sz w:val="28"/>
+          <w:szCs w:val="28"/>
+          <w:color w:val="1E3A8A"/>
+        </w:rPr>
+        <w:t xml:space="preserve">IV. NỘI DUNG THẢO LUẬN &amp; KẾT QUẢ ĐẠT ĐƯỢC</w:t>
+      </w:r>
+    </w:p>
+    <w:p>
+      <w:pPr>
+        <w:spacing w:before="180" w:after="80" w:line="276" w:lineRule="auto"/>
+      </w:pPr>
+      <w:r>
+        <w:rPr>
+          <w:rFonts w:ascii="Times New Roman" w:hAnsi="Times New Roman" w:cs="Times New Roman"/>
+          <w:b/>
+          <w:sz w:val="26"/>
+          <w:szCs w:val="26"/>
+          <w:color w:val="2563EB"/>
+        </w:rPr>
+        <w:t xml:space="preserve">1. Thống nhất tính nhất quán số liệu toàn bộ tài liệu</w:t>
+      </w:r>
+    </w:p>
+    <w:p>
+      <w:pPr>
+        <w:spacing w:before="100" w:after="100" w:line="276" w:lineRule="auto"/>
+      </w:pPr>
+      <w:r>
+        <w:rPr>
+          <w:rFonts w:ascii="Times New Roman" w:hAnsi="Times New Roman" w:cs="Times New Roman"/>
+          <w:sz w:val="20"/>
+          <w:szCs w:val="20"/>
+          <w:color w:val="0F172A"/>
+        </w:rPr>
+        <w:t xml:space="preserve">Nhóm đã kiểm tra chéo từng trường số liệu: Tổng số REQ = 29, tổng số TR = 33, tổng số TC = 75, tổng số Bug = 8. Mọi con số trong bảng tóm tắt của Báo cáo Word, Workbook Excel và Slide PPT đều đồng nhất tuyệt đối, không có hiện tượng cộng nhầm hay mâu thuẫn.</w:t>
+      </w:r>
+    </w:p>
+    <w:p>
+      <w:pPr>
+        <w:spacing w:before="180" w:after="80" w:line="276" w:lineRule="auto"/>
+      </w:pPr>
+      <w:r>
+        <w:rPr>
+          <w:rFonts w:ascii="Times New Roman" w:hAnsi="Times New Roman" w:cs="Times New Roman"/>
+          <w:b/>
+          <w:sz w:val="26"/>
+          <w:szCs w:val="26"/>
+          <w:color w:val="2563EB"/>
+        </w:rPr>
+        <w:t xml:space="preserve">2. Biểu quyết đánh giá tỷ lệ đóng góp của từng thành viên (100% đồng thuận)</w:t>
+      </w:r>
+    </w:p>
+    <w:p>
+      <w:pPr>
+        <w:spacing w:before="100" w:after="100" w:line="276" w:lineRule="auto"/>
+      </w:pPr>
+      <w:r>
+        <w:rPr>
+          <w:rFonts w:ascii="Times New Roman" w:hAnsi="Times New Roman" w:cs="Times New Roman"/>
+          <w:sz w:val="20"/>
+          <w:szCs w:val="20"/>
+          <w:color w:val="0F172A"/>
+        </w:rPr>
+        <w:t xml:space="preserve">Cả 5 thành viên đều thể hiện tinh thần trách nhiệm cao, hoàn thành xuất sắc các phân hệ và tài liệu được phân công. Nhóm thống nhất đánh giá tỷ lệ đóng góp công bằng 20% cho mỗi thành viên (tương ứng 100% hoàn thành tốt):</w:t>
+      </w:r>
+    </w:p>
+    <w:p>
+      <w:pPr>
+        <w:spacing w:before="100" w:after="100" w:line="276" w:lineRule="auto"/>
+      </w:pPr>
+      <w:r>
+        <w:rPr>
+          <w:rFonts w:ascii="Times New Roman" w:hAnsi="Times New Roman" w:cs="Times New Roman"/>
+          <w:sz w:val="20"/>
+          <w:szCs w:val="20"/>
+          <w:color w:val="0F172A"/>
+        </w:rPr>
+        <w:t xml:space="preserve">  1. Nguyễn Quách Phú Tài (Trưởng nhóm / Test Lead): Đóng góp 20% (Điểm nội bộ: 100/100, Xếp loại A+)</w:t>
+      </w:r>
+    </w:p>
+    <w:p>
+      <w:pPr>
+        <w:spacing w:before="100" w:after="100" w:line="276" w:lineRule="auto"/>
+      </w:pPr>
+      <w:r>
+        <w:rPr>
+          <w:rFonts w:ascii="Times New Roman" w:hAnsi="Times New Roman" w:cs="Times New Roman"/>
+          <w:sz w:val="20"/>
+          <w:szCs w:val="20"/>
+          <w:color w:val="0F172A"/>
+        </w:rPr>
+        <w:t xml:space="preserve">  2. Bùi Đặng Quốc Khánh (Thư ký nhóm / Defect Lead): Đóng góp 20% (Điểm nội bộ: 98/100, Xếp loại A)</w:t>
+      </w:r>
+    </w:p>
+    <w:p>
+      <w:pPr>
+        <w:spacing w:before="100" w:after="100" w:line="276" w:lineRule="auto"/>
+      </w:pPr>
+      <w:r>
+        <w:rPr>
+          <w:rFonts w:ascii="Times New Roman" w:hAnsi="Times New Roman" w:cs="Times New Roman"/>
+          <w:sz w:val="20"/>
+          <w:szCs w:val="20"/>
+          <w:color w:val="0F172A"/>
+        </w:rPr>
+        <w:t xml:space="preserve">  3. Nguyễn Trung Tiến (Thành viên / Doc Specialist): Đóng góp 20% (Điểm nội bộ: 98/100, Xếp loại A)</w:t>
+      </w:r>
+    </w:p>
+    <w:p>
+      <w:pPr>
+        <w:spacing w:before="100" w:after="100" w:line="276" w:lineRule="auto"/>
+      </w:pPr>
+      <w:r>
+        <w:rPr>
+          <w:rFonts w:ascii="Times New Roman" w:hAnsi="Times New Roman" w:cs="Times New Roman"/>
+          <w:sz w:val="20"/>
+          <w:szCs w:val="20"/>
+          <w:color w:val="0F172A"/>
+        </w:rPr>
+        <w:t xml:space="preserve">  4. Trần Xuân Ân (Thành viên / Module Lead): Đóng góp 20% (Điểm nội bộ: 98/100, Xếp loại A)</w:t>
+      </w:r>
+    </w:p>
+    <w:p>
+      <w:pPr>
+        <w:spacing w:before="100" w:after="100" w:line="276" w:lineRule="auto"/>
+      </w:pPr>
+      <w:r>
+        <w:rPr>
+          <w:rFonts w:ascii="Times New Roman" w:hAnsi="Times New Roman" w:cs="Times New Roman"/>
+          <w:sz w:val="20"/>
+          <w:szCs w:val="20"/>
+          <w:color w:val="0F172A"/>
+        </w:rPr>
+        <w:t xml:space="preserve">  5. Nguyễn Khánh Du (Thành viên / Module Lead): Đóng góp 20% (Điểm nội bộ: 98/100, Xếp loại A)</w:t>
+      </w:r>
+    </w:p>
+    <w:p>
+      <w:pPr>
+        <w:spacing w:before="240" w:after="120" w:line="276" w:lineRule="auto"/>
+      </w:pPr>
+      <w:r>
+        <w:rPr>
+          <w:rFonts w:ascii="Times New Roman" w:hAnsi="Times New Roman" w:cs="Times New Roman"/>
+          <w:b/>
+          <w:sz w:val="28"/>
+          <w:szCs w:val="28"/>
+          <w:color w:val="1E3A8A"/>
+        </w:rPr>
+        <w:t xml:space="preserve">V. BẢNG PHÂN CÔNG NHIỆM VỤ NGHIỆM THU &amp; NỘP BÀI (ACTION ITEMS)</w:t>
+      </w:r>
+    </w:p>
+    <w:tbl>
+      <w:tblPr>
+        <w:tblW w:w="9360" w:type="dxa"/>
+        <w:jc w:val="center"/>
+        <w:tblBorders>
+          <w:top w:val="single" w:sz="6" w:space="0" w:color="94A3B8"/>
+          <w:left w:val="single" w:sz="6" w:space="0" w:color="94A3B8"/>
+          <w:bottom w:val="single" w:sz="6" w:space="0" w:color="94A3B8"/>
+          <w:right w:val="single" w:sz="6" w:space="0" w:color="94A3B8"/>
+          <w:insideH w:val="single" w:sz="4" w:space="0" w:color="CBD5E1"/>
+          <w:insideV w:val="single" w:sz="4" w:space="0" w:color="CBD5E1"/>
+        </w:tblBorders>
+        <w:tblCellMar>
+          <w:top w:w="100" w:type="dxa"/>
+          <w:bottom w:w="100" w:type="dxa"/>
+          <w:left w:w="140" w:type="dxa"/>
+          <w:right w:w="140" w:type="dxa"/>
+        </w:tblCellMar>
+      </w:tblPr>
+      <w:tblGrid>
+        <w:gridCol w:w="600"/>
+        <w:gridCol w:w="2800"/>
+        <w:gridCol w:w="1800"/>
+        <w:gridCol w:w="1400"/>
+        <w:gridCol w:w="1800"/>
+        <w:gridCol w:w="960"/>
+      </w:tblGrid>
+      <w:tr>
+        <w:trPr>
+          <w:cantSplit/>
+          <w:tblHeader/>
+        </w:trPr>
+        <w:tc>
+          <w:tcPr>
+            <w:tcW w:w="600" w:type="dxa"/>
+            <w:shd w:val="clear" w:color="auto" w:fill="1E3A8A"/>
+            <w:tcMar>
+              <w:top w:w="120" w:type="dxa"/>
+              <w:bottom w:w="120" w:type="dxa"/>
+              <w:left w:w="140" w:type="dxa"/>
+              <w:right w:w="140" w:type="dxa"/>
+            </w:tcMar>
+            <w:vAlign w:val="center"/>
+          </w:tcPr>
+          <w:p>
+            <w:pPr>
+              <w:jc w:val="center"/>
+              <w:spacing w:before="40" w:after="40" w:line="276" w:lineRule="auto"/>
+            </w:pPr>
+            <w:r>
+              <w:rPr>
+                <w:rFonts w:ascii="Times New Roman" w:hAnsi="Times New Roman" w:cs="Times New Roman"/>
+                <w:b/>
+                <w:sz w:val="19"/>
+                <w:szCs w:val="19"/>
+                <w:color w:val="FFFFFF"/>
+              </w:rPr>
+              <w:t xml:space="preserve">STT</w:t>
+            </w:r>
+          </w:p>
+        </w:tc>
+        <w:tc>
+          <w:tcPr>
+            <w:tcW w:w="2800" w:type="dxa"/>
+            <w:shd w:val="clear" w:color="auto" w:fill="1E3A8A"/>
+            <w:tcMar>
+              <w:top w:w="120" w:type="dxa"/>
+              <w:bottom w:w="120" w:type="dxa"/>
+              <w:left w:w="140" w:type="dxa"/>
+              <w:right w:w="140" w:type="dxa"/>
+            </w:tcMar>
+            <w:vAlign w:val="center"/>
+          </w:tcPr>
+          <w:p>
+            <w:pPr>
+              <w:jc w:val="center"/>
+              <w:spacing w:before="40" w:after="40" w:line="276" w:lineRule="auto"/>
+            </w:pPr>
+            <w:r>
+              <w:rPr>
+                <w:rFonts w:ascii="Times New Roman" w:hAnsi="Times New Roman" w:cs="Times New Roman"/>
+                <w:b/>
+                <w:sz w:val="19"/>
+                <w:szCs w:val="19"/>
+                <w:color w:val="FFFFFF"/>
+              </w:rPr>
+              <w:t xml:space="preserve">Nội dung nhiệm vụ</w:t>
+            </w:r>
+          </w:p>
+        </w:tc>
+        <w:tc>
+          <w:tcPr>
+            <w:tcW w:w="1800" w:type="dxa"/>
+            <w:shd w:val="clear" w:color="auto" w:fill="1E3A8A"/>
+            <w:tcMar>
+              <w:top w:w="120" w:type="dxa"/>
+              <w:bottom w:w="120" w:type="dxa"/>
+              <w:left w:w="140" w:type="dxa"/>
+              <w:right w:w="140" w:type="dxa"/>
+            </w:tcMar>
+            <w:vAlign w:val="center"/>
+          </w:tcPr>
+          <w:p>
+            <w:pPr>
+              <w:jc w:val="center"/>
+              <w:spacing w:before="40" w:after="40" w:line="276" w:lineRule="auto"/>
+            </w:pPr>
+            <w:r>
+              <w:rPr>
+                <w:rFonts w:ascii="Times New Roman" w:hAnsi="Times New Roman" w:cs="Times New Roman"/>
+                <w:b/>
+                <w:sz w:val="19"/>
+                <w:szCs w:val="19"/>
+                <w:color w:val="FFFFFF"/>
+              </w:rPr>
+              <w:t xml:space="preserve">Người phụ trách</w:t>
+            </w:r>
+          </w:p>
+        </w:tc>
+        <w:tc>
+          <w:tcPr>
+            <w:tcW w:w="1400" w:type="dxa"/>
+            <w:shd w:val="clear" w:color="auto" w:fill="1E3A8A"/>
+            <w:tcMar>
+              <w:top w:w="120" w:type="dxa"/>
+              <w:bottom w:w="120" w:type="dxa"/>
+              <w:left w:w="140" w:type="dxa"/>
+              <w:right w:w="140" w:type="dxa"/>
+            </w:tcMar>
+            <w:vAlign w:val="center"/>
+          </w:tcPr>
+          <w:p>
+            <w:pPr>
+              <w:jc w:val="center"/>
+              <w:spacing w:before="40" w:after="40" w:line="276" w:lineRule="auto"/>
+            </w:pPr>
+            <w:r>
+              <w:rPr>
+                <w:rFonts w:ascii="Times New Roman" w:hAnsi="Times New Roman" w:cs="Times New Roman"/>
+                <w:b/>
+                <w:sz w:val="19"/>
+                <w:szCs w:val="19"/>
+                <w:color w:val="FFFFFF"/>
+              </w:rPr>
+              <w:t xml:space="preserve">Hạn chót</w:t>
+            </w:r>
+          </w:p>
+        </w:tc>
+        <w:tc>
+          <w:tcPr>
+            <w:tcW w:w="1800" w:type="dxa"/>
+            <w:shd w:val="clear" w:color="auto" w:fill="1E3A8A"/>
+            <w:tcMar>
+              <w:top w:w="120" w:type="dxa"/>
+              <w:bottom w:w="120" w:type="dxa"/>
+              <w:left w:w="140" w:type="dxa"/>
+              <w:right w:w="140" w:type="dxa"/>
+            </w:tcMar>
+            <w:vAlign w:val="center"/>
+          </w:tcPr>
+          <w:p>
+            <w:pPr>
+              <w:jc w:val="center"/>
+              <w:spacing w:before="40" w:after="40" w:line="276" w:lineRule="auto"/>
+            </w:pPr>
+            <w:r>
+              <w:rPr>
+                <w:rFonts w:ascii="Times New Roman" w:hAnsi="Times New Roman" w:cs="Times New Roman"/>
+                <w:b/>
+                <w:sz w:val="19"/>
+                <w:szCs w:val="19"/>
+                <w:color w:val="FFFFFF"/>
+              </w:rPr>
+              <w:t xml:space="preserve">Sản phẩm đầu ra</w:t>
+            </w:r>
+          </w:p>
+        </w:tc>
+        <w:tc>
+          <w:tcPr>
+            <w:tcW w:w="960" w:type="dxa"/>
+            <w:shd w:val="clear" w:color="auto" w:fill="1E3A8A"/>
+            <w:tcMar>
+              <w:top w:w="120" w:type="dxa"/>
+              <w:bottom w:w="120" w:type="dxa"/>
+              <w:left w:w="140" w:type="dxa"/>
+              <w:right w:w="140" w:type="dxa"/>
+            </w:tcMar>
+            <w:vAlign w:val="center"/>
+          </w:tcPr>
+          <w:p>
+            <w:pPr>
+              <w:jc w:val="center"/>
+              <w:spacing w:before="40" w:after="40" w:line="276" w:lineRule="auto"/>
+            </w:pPr>
+            <w:r>
+              <w:rPr>
+                <w:rFonts w:ascii="Times New Roman" w:hAnsi="Times New Roman" w:cs="Times New Roman"/>
+                <w:b/>
+                <w:sz w:val="19"/>
+                <w:szCs w:val="19"/>
+                <w:color w:val="FFFFFF"/>
+              </w:rPr>
+              <w:t xml:space="preserve">Trạng thái</w:t>
+            </w:r>
+          </w:p>
+        </w:tc>
+      </w:tr>
+      <w:tr>
+        <w:trPr>
+          <w:cantSplit/>
+        </w:trPr>
+        <w:tc>
+          <w:tcPr>
+            <w:tcW w:w="600" w:type="dxa"/>
+            <w:shd w:val="clear" w:color="auto" w:fill="FFFFFF"/>
+            <w:tcMar>
+              <w:top w:w="120" w:type="dxa"/>
+              <w:bottom w:w="120" w:type="dxa"/>
+              <w:left w:w="140" w:type="dxa"/>
+              <w:right w:w="140" w:type="dxa"/>
+            </w:tcMar>
+            <w:vAlign w:val="center"/>
+          </w:tcPr>
+          <w:p>
+            <w:pPr>
+              <w:jc w:val="center"/>
+              <w:spacing w:before="40" w:after="40" w:line="276" w:lineRule="auto"/>
+            </w:pPr>
+            <w:r>
+              <w:rPr>
+                <w:rFonts w:ascii="Times New Roman" w:hAnsi="Times New Roman" w:cs="Times New Roman"/>
+                <w:sz w:val="19"/>
+                <w:szCs w:val="19"/>
+                <w:color w:val="0F172A"/>
+              </w:rPr>
+              <w:t xml:space="preserve">1</w:t>
+            </w:r>
+          </w:p>
+        </w:tc>
+        <w:tc>
+          <w:tcPr>
+            <w:tcW w:w="2800" w:type="dxa"/>
+            <w:shd w:val="clear" w:color="auto" w:fill="FFFFFF"/>
+            <w:tcMar>
+              <w:top w:w="120" w:type="dxa"/>
+              <w:bottom w:w="120" w:type="dxa"/>
+              <w:left w:w="140" w:type="dxa"/>
+              <w:right w:w="140" w:type="dxa"/>
+            </w:tcMar>
+            <w:vAlign w:val="center"/>
+          </w:tcPr>
+          <w:p>
+            <w:pPr>
+              <w:spacing w:before="40" w:after="40" w:line="276" w:lineRule="auto"/>
+            </w:pPr>
+            <w:r>
+              <w:rPr>
+                <w:rFonts w:ascii="Times New Roman" w:hAnsi="Times New Roman" w:cs="Times New Roman"/>
+                <w:sz w:val="19"/>
+                <w:szCs w:val="19"/>
+                <w:color w:val="0F172A"/>
+              </w:rPr>
+              <w:t xml:space="preserve">Rà soát và xuất bản Báo Cáo Word_23CT113_Nhom02.docx</w:t>
+            </w:r>
+          </w:p>
+        </w:tc>
+        <w:tc>
+          <w:tcPr>
+            <w:tcW w:w="1800" w:type="dxa"/>
+            <w:shd w:val="clear" w:color="auto" w:fill="FFFFFF"/>
+            <w:tcMar>
+              <w:top w:w="120" w:type="dxa"/>
+              <w:bottom w:w="120" w:type="dxa"/>
+              <w:left w:w="140" w:type="dxa"/>
+              <w:right w:w="140" w:type="dxa"/>
+            </w:tcMar>
+            <w:vAlign w:val="center"/>
+          </w:tcPr>
+          <w:p>
+            <w:pPr>
+              <w:spacing w:before="40" w:after="40" w:line="276" w:lineRule="auto"/>
+            </w:pPr>
+            <w:r>
+              <w:rPr>
+                <w:rFonts w:ascii="Times New Roman" w:hAnsi="Times New Roman" w:cs="Times New Roman"/>
+                <w:b/>
+                <w:sz w:val="19"/>
+                <w:szCs w:val="19"/>
+                <w:color w:val="0F172A"/>
+              </w:rPr>
+              <w:t xml:space="preserve">Nguyễn Quách Phú Tài</w:t>
+            </w:r>
+          </w:p>
+        </w:tc>
+        <w:tc>
+          <w:tcPr>
+            <w:tcW w:w="1400" w:type="dxa"/>
+            <w:shd w:val="clear" w:color="auto" w:fill="FFFFFF"/>
+            <w:tcMar>
+              <w:top w:w="120" w:type="dxa"/>
+              <w:bottom w:w="120" w:type="dxa"/>
+              <w:left w:w="140" w:type="dxa"/>
+              <w:right w:w="140" w:type="dxa"/>
+            </w:tcMar>
+            <w:vAlign w:val="center"/>
+          </w:tcPr>
+          <w:p>
+            <w:pPr>
+              <w:jc w:val="center"/>
+              <w:spacing w:before="40" w:after="40" w:line="276" w:lineRule="auto"/>
+            </w:pPr>
+            <w:r>
+              <w:rPr>
+                <w:rFonts w:ascii="Times New Roman" w:hAnsi="Times New Roman" w:cs="Times New Roman"/>
+                <w:sz w:val="19"/>
+                <w:szCs w:val="19"/>
+                <w:color w:val="0F172A"/>
+              </w:rPr>
+              <w:t xml:space="preserve">29/10/2026</w:t>
+            </w:r>
+          </w:p>
+        </w:tc>
+        <w:tc>
+          <w:tcPr>
+            <w:tcW w:w="1800" w:type="dxa"/>
+            <w:shd w:val="clear" w:color="auto" w:fill="FFFFFF"/>
+            <w:tcMar>
+              <w:top w:w="120" w:type="dxa"/>
+              <w:bottom w:w="120" w:type="dxa"/>
+              <w:left w:w="140" w:type="dxa"/>
+              <w:right w:w="140" w:type="dxa"/>
+            </w:tcMar>
+            <w:vAlign w:val="center"/>
+          </w:tcPr>
+          <w:p>
+            <w:pPr>
+              <w:spacing w:before="40" w:after="40" w:line="276" w:lineRule="auto"/>
+            </w:pPr>
+            <w:r>
+              <w:rPr>
+                <w:rFonts w:ascii="Times New Roman" w:hAnsi="Times New Roman" w:cs="Times New Roman"/>
+                <w:sz w:val="19"/>
+                <w:szCs w:val="19"/>
+                <w:color w:val="0F172A"/>
+              </w:rPr>
+              <w:t xml:space="preserve">File Word + PDF hoàn chỉnh</w:t>
+            </w:r>
+          </w:p>
+        </w:tc>
+        <w:tc>
+          <w:tcPr>
+            <w:tcW w:w="960" w:type="dxa"/>
+            <w:shd w:val="clear" w:color="auto" w:fill="FFFFFF"/>
+            <w:tcMar>
+              <w:top w:w="120" w:type="dxa"/>
+              <w:bottom w:w="120" w:type="dxa"/>
+              <w:left w:w="140" w:type="dxa"/>
+              <w:right w:w="140" w:type="dxa"/>
+            </w:tcMar>
+            <w:vAlign w:val="center"/>
+          </w:tcPr>
+          <w:p>
+            <w:pPr>
+              <w:jc w:val="center"/>
+              <w:spacing w:before="40" w:after="40" w:line="276" w:lineRule="auto"/>
+            </w:pPr>
+            <w:r>
+              <w:rPr>
+                <w:rFonts w:ascii="Times New Roman" w:hAnsi="Times New Roman" w:cs="Times New Roman"/>
+                <w:b/>
+                <w:sz w:val="19"/>
+                <w:szCs w:val="19"/>
+                <w:color w:val="059669"/>
+              </w:rPr>
+              <w:t xml:space="preserve">Hoàn thành</w:t>
+            </w:r>
+          </w:p>
+        </w:tc>
+      </w:tr>
+      <w:tr>
+        <w:trPr>
+          <w:cantSplit/>
+        </w:trPr>
+        <w:tc>
+          <w:tcPr>
+            <w:tcW w:w="600" w:type="dxa"/>
+            <w:shd w:val="clear" w:color="auto" w:fill="F8FAFC"/>
+            <w:tcMar>
+              <w:top w:w="120" w:type="dxa"/>
+              <w:bottom w:w="120" w:type="dxa"/>
+              <w:left w:w="140" w:type="dxa"/>
+              <w:right w:w="140" w:type="dxa"/>
+            </w:tcMar>
+            <w:vAlign w:val="center"/>
+          </w:tcPr>
+          <w:p>
+            <w:pPr>
+              <w:jc w:val="center"/>
+              <w:spacing w:before="40" w:after="40" w:line="276" w:lineRule="auto"/>
+            </w:pPr>
+            <w:r>
+              <w:rPr>
+                <w:rFonts w:ascii="Times New Roman" w:hAnsi="Times New Roman" w:cs="Times New Roman"/>
+                <w:sz w:val="19"/>
+                <w:szCs w:val="19"/>
+                <w:color w:val="0F172A"/>
+              </w:rPr>
+              <w:t xml:space="preserve">2</w:t>
+            </w:r>
+          </w:p>
+        </w:tc>
+        <w:tc>
+          <w:tcPr>
+            <w:tcW w:w="2800" w:type="dxa"/>
+            <w:shd w:val="clear" w:color="auto" w:fill="F8FAFC"/>
+            <w:tcMar>
+              <w:top w:w="120" w:type="dxa"/>
+              <w:bottom w:w="120" w:type="dxa"/>
+              <w:left w:w="140" w:type="dxa"/>
+              <w:right w:w="140" w:type="dxa"/>
+            </w:tcMar>
+            <w:vAlign w:val="center"/>
+          </w:tcPr>
+          <w:p>
+            <w:pPr>
+              <w:spacing w:before="40" w:after="40" w:line="276" w:lineRule="auto"/>
+            </w:pPr>
+            <w:r>
+              <w:rPr>
+                <w:rFonts w:ascii="Times New Roman" w:hAnsi="Times New Roman" w:cs="Times New Roman"/>
+                <w:sz w:val="19"/>
+                <w:szCs w:val="19"/>
+                <w:color w:val="0F172A"/>
+              </w:rPr>
+              <w:t xml:space="preserve">Hoàn thiện Slide thuyết trình PowerPoint bảo vệ đề tài</w:t>
+            </w:r>
+          </w:p>
+        </w:tc>
+        <w:tc>
+          <w:tcPr>
+            <w:tcW w:w="1800" w:type="dxa"/>
+            <w:shd w:val="clear" w:color="auto" w:fill="F8FAFC"/>
+            <w:tcMar>
+              <w:top w:w="120" w:type="dxa"/>
+              <w:bottom w:w="120" w:type="dxa"/>
+              <w:left w:w="140" w:type="dxa"/>
+              <w:right w:w="140" w:type="dxa"/>
+            </w:tcMar>
+            <w:vAlign w:val="center"/>
+          </w:tcPr>
+          <w:p>
+            <w:pPr>
+              <w:spacing w:before="40" w:after="40" w:line="276" w:lineRule="auto"/>
+            </w:pPr>
+            <w:r>
+              <w:rPr>
+                <w:rFonts w:ascii="Times New Roman" w:hAnsi="Times New Roman" w:cs="Times New Roman"/>
+                <w:b/>
+                <w:sz w:val="19"/>
+                <w:szCs w:val="19"/>
+                <w:color w:val="0F172A"/>
+              </w:rPr>
+              <w:t xml:space="preserve">Bùi Đặng Quốc Khánh, Tiến</w:t>
+            </w:r>
+          </w:p>
+        </w:tc>
+        <w:tc>
+          <w:tcPr>
+            <w:tcW w:w="1400" w:type="dxa"/>
+            <w:shd w:val="clear" w:color="auto" w:fill="F8FAFC"/>
+            <w:tcMar>
+              <w:top w:w="120" w:type="dxa"/>
+              <w:bottom w:w="120" w:type="dxa"/>
+              <w:left w:w="140" w:type="dxa"/>
+              <w:right w:w="140" w:type="dxa"/>
+            </w:tcMar>
+            <w:vAlign w:val="center"/>
+          </w:tcPr>
+          <w:p>
+            <w:pPr>
+              <w:jc w:val="center"/>
+              <w:spacing w:before="40" w:after="40" w:line="276" w:lineRule="auto"/>
+            </w:pPr>
+            <w:r>
+              <w:rPr>
+                <w:rFonts w:ascii="Times New Roman" w:hAnsi="Times New Roman" w:cs="Times New Roman"/>
+                <w:sz w:val="19"/>
+                <w:szCs w:val="19"/>
+                <w:color w:val="0F172A"/>
+              </w:rPr>
+              <w:t xml:space="preserve">29/10/2026</w:t>
+            </w:r>
+          </w:p>
+        </w:tc>
+        <w:tc>
+          <w:tcPr>
+            <w:tcW w:w="1800" w:type="dxa"/>
+            <w:shd w:val="clear" w:color="auto" w:fill="F8FAFC"/>
+            <w:tcMar>
+              <w:top w:w="120" w:type="dxa"/>
+              <w:bottom w:w="120" w:type="dxa"/>
+              <w:left w:w="140" w:type="dxa"/>
+              <w:right w:w="140" w:type="dxa"/>
+            </w:tcMar>
+            <w:vAlign w:val="center"/>
+          </w:tcPr>
+          <w:p>
+            <w:pPr>
+              <w:spacing w:before="40" w:after="40" w:line="276" w:lineRule="auto"/>
+            </w:pPr>
+            <w:r>
+              <w:rPr>
+                <w:rFonts w:ascii="Times New Roman" w:hAnsi="Times New Roman" w:cs="Times New Roman"/>
+                <w:sz w:val="19"/>
+                <w:szCs w:val="19"/>
+                <w:color w:val="0F172A"/>
+              </w:rPr>
+              <w:t xml:space="preserve">Ppt Báo cáo Nhóm 2.pptx</w:t>
+            </w:r>
+          </w:p>
+        </w:tc>
+        <w:tc>
+          <w:tcPr>
+            <w:tcW w:w="960" w:type="dxa"/>
+            <w:shd w:val="clear" w:color="auto" w:fill="F8FAFC"/>
+            <w:tcMar>
+              <w:top w:w="120" w:type="dxa"/>
+              <w:bottom w:w="120" w:type="dxa"/>
+              <w:left w:w="140" w:type="dxa"/>
+              <w:right w:w="140" w:type="dxa"/>
+            </w:tcMar>
+            <w:vAlign w:val="center"/>
+          </w:tcPr>
+          <w:p>
+            <w:pPr>
+              <w:jc w:val="center"/>
+              <w:spacing w:before="40" w:after="40" w:line="276" w:lineRule="auto"/>
+            </w:pPr>
+            <w:r>
+              <w:rPr>
+                <w:rFonts w:ascii="Times New Roman" w:hAnsi="Times New Roman" w:cs="Times New Roman"/>
+                <w:b/>
+                <w:sz w:val="19"/>
+                <w:szCs w:val="19"/>
+                <w:color w:val="059669"/>
+              </w:rPr>
+              <w:t xml:space="preserve">Hoàn thành</w:t>
+            </w:r>
+          </w:p>
+        </w:tc>
+      </w:tr>
+      <w:tr>
+        <w:trPr>
+          <w:cantSplit/>
+        </w:trPr>
+        <w:tc>
+          <w:tcPr>
+            <w:tcW w:w="600" w:type="dxa"/>
+            <w:shd w:val="clear" w:color="auto" w:fill="FFFFFF"/>
+            <w:tcMar>
+              <w:top w:w="120" w:type="dxa"/>
+              <w:bottom w:w="120" w:type="dxa"/>
+              <w:left w:w="140" w:type="dxa"/>
+              <w:right w:w="140" w:type="dxa"/>
+            </w:tcMar>
+            <w:vAlign w:val="center"/>
+          </w:tcPr>
+          <w:p>
+            <w:pPr>
+              <w:jc w:val="center"/>
+              <w:spacing w:before="40" w:after="40" w:line="276" w:lineRule="auto"/>
+            </w:pPr>
+            <w:r>
+              <w:rPr>
+                <w:rFonts w:ascii="Times New Roman" w:hAnsi="Times New Roman" w:cs="Times New Roman"/>
+                <w:sz w:val="19"/>
+                <w:szCs w:val="19"/>
+                <w:color w:val="0F172A"/>
+              </w:rPr>
+              <w:t xml:space="preserve">3</w:t>
+            </w:r>
+          </w:p>
+        </w:tc>
+        <w:tc>
+          <w:tcPr>
+            <w:tcW w:w="2800" w:type="dxa"/>
+            <w:shd w:val="clear" w:color="auto" w:fill="FFFFFF"/>
+            <w:tcMar>
+              <w:top w:w="120" w:type="dxa"/>
+              <w:bottom w:w="120" w:type="dxa"/>
+              <w:left w:w="140" w:type="dxa"/>
+              <w:right w:w="140" w:type="dxa"/>
+            </w:tcMar>
+            <w:vAlign w:val="center"/>
+          </w:tcPr>
+          <w:p>
+            <w:pPr>
+              <w:spacing w:before="40" w:after="40" w:line="276" w:lineRule="auto"/>
+            </w:pPr>
+            <w:r>
+              <w:rPr>
+                <w:rFonts w:ascii="Times New Roman" w:hAnsi="Times New Roman" w:cs="Times New Roman"/>
+                <w:sz w:val="19"/>
+                <w:szCs w:val="19"/>
+                <w:color w:val="0F172A"/>
+              </w:rPr>
+              <w:t xml:space="preserve">Kiểm tra, đối soát số liệu chéo (Excel ↔ Word ↔ PPT)</w:t>
+            </w:r>
+          </w:p>
+        </w:tc>
+        <w:tc>
+          <w:tcPr>
+            <w:tcW w:w="1800" w:type="dxa"/>
+            <w:shd w:val="clear" w:color="auto" w:fill="FFFFFF"/>
+            <w:tcMar>
+              <w:top w:w="120" w:type="dxa"/>
+              <w:bottom w:w="120" w:type="dxa"/>
+              <w:left w:w="140" w:type="dxa"/>
+              <w:right w:w="140" w:type="dxa"/>
+            </w:tcMar>
+            <w:vAlign w:val="center"/>
+          </w:tcPr>
+          <w:p>
+            <w:pPr>
+              <w:spacing w:before="40" w:after="40" w:line="276" w:lineRule="auto"/>
+            </w:pPr>
+            <w:r>
+              <w:rPr>
+                <w:rFonts w:ascii="Times New Roman" w:hAnsi="Times New Roman" w:cs="Times New Roman"/>
+                <w:b/>
+                <w:sz w:val="19"/>
+                <w:szCs w:val="19"/>
+                <w:color w:val="0F172A"/>
+              </w:rPr>
+              <w:t xml:space="preserve">Nguyễn Quách Phú Tài</w:t>
+            </w:r>
+          </w:p>
+        </w:tc>
+        <w:tc>
+          <w:tcPr>
+            <w:tcW w:w="1400" w:type="dxa"/>
+            <w:shd w:val="clear" w:color="auto" w:fill="FFFFFF"/>
+            <w:tcMar>
+              <w:top w:w="120" w:type="dxa"/>
+              <w:bottom w:w="120" w:type="dxa"/>
+              <w:left w:w="140" w:type="dxa"/>
+              <w:right w:w="140" w:type="dxa"/>
+            </w:tcMar>
+            <w:vAlign w:val="center"/>
+          </w:tcPr>
+          <w:p>
+            <w:pPr>
+              <w:jc w:val="center"/>
+              <w:spacing w:before="40" w:after="40" w:line="276" w:lineRule="auto"/>
+            </w:pPr>
+            <w:r>
+              <w:rPr>
+                <w:rFonts w:ascii="Times New Roman" w:hAnsi="Times New Roman" w:cs="Times New Roman"/>
+                <w:sz w:val="19"/>
+                <w:szCs w:val="19"/>
+                <w:color w:val="0F172A"/>
+              </w:rPr>
+              <w:t xml:space="preserve">30/10/2026</w:t>
+            </w:r>
+          </w:p>
+        </w:tc>
+        <w:tc>
+          <w:tcPr>
+            <w:tcW w:w="1800" w:type="dxa"/>
+            <w:shd w:val="clear" w:color="auto" w:fill="FFFFFF"/>
+            <w:tcMar>
+              <w:top w:w="120" w:type="dxa"/>
+              <w:bottom w:w="120" w:type="dxa"/>
+              <w:left w:w="140" w:type="dxa"/>
+              <w:right w:w="140" w:type="dxa"/>
+            </w:tcMar>
+            <w:vAlign w:val="center"/>
+          </w:tcPr>
+          <w:p>
+            <w:pPr>
+              <w:spacing w:before="40" w:after="40" w:line="276" w:lineRule="auto"/>
+            </w:pPr>
+            <w:r>
+              <w:rPr>
+                <w:rFonts w:ascii="Times New Roman" w:hAnsi="Times New Roman" w:cs="Times New Roman"/>
+                <w:sz w:val="19"/>
+                <w:szCs w:val="19"/>
+                <w:color w:val="0F172A"/>
+              </w:rPr>
+              <w:t xml:space="preserve">Bộ số liệu chuẩn xác 100%</w:t>
+            </w:r>
+          </w:p>
+        </w:tc>
+        <w:tc>
+          <w:tcPr>
+            <w:tcW w:w="960" w:type="dxa"/>
+            <w:shd w:val="clear" w:color="auto" w:fill="FFFFFF"/>
+            <w:tcMar>
+              <w:top w:w="120" w:type="dxa"/>
+              <w:bottom w:w="120" w:type="dxa"/>
+              <w:left w:w="140" w:type="dxa"/>
+              <w:right w:w="140" w:type="dxa"/>
+            </w:tcMar>
+            <w:vAlign w:val="center"/>
+          </w:tcPr>
+          <w:p>
+            <w:pPr>
+              <w:jc w:val="center"/>
+              <w:spacing w:before="40" w:after="40" w:line="276" w:lineRule="auto"/>
+            </w:pPr>
+            <w:r>
+              <w:rPr>
+                <w:rFonts w:ascii="Times New Roman" w:hAnsi="Times New Roman" w:cs="Times New Roman"/>
+                <w:b/>
+                <w:sz w:val="19"/>
+                <w:szCs w:val="19"/>
+                <w:color w:val="059669"/>
+              </w:rPr>
+              <w:t xml:space="preserve">Hoàn thành</w:t>
+            </w:r>
+          </w:p>
+        </w:tc>
+      </w:tr>
+      <w:tr>
+        <w:trPr>
+          <w:cantSplit/>
+        </w:trPr>
+        <w:tc>
+          <w:tcPr>
+            <w:tcW w:w="600" w:type="dxa"/>
+            <w:shd w:val="clear" w:color="auto" w:fill="F8FAFC"/>
+            <w:tcMar>
+              <w:top w:w="120" w:type="dxa"/>
+              <w:bottom w:w="120" w:type="dxa"/>
+              <w:left w:w="140" w:type="dxa"/>
+              <w:right w:w="140" w:type="dxa"/>
+            </w:tcMar>
+            <w:vAlign w:val="center"/>
+          </w:tcPr>
+          <w:p>
+            <w:pPr>
+              <w:jc w:val="center"/>
+              <w:spacing w:before="40" w:after="40" w:line="276" w:lineRule="auto"/>
+            </w:pPr>
+            <w:r>
+              <w:rPr>
+                <w:rFonts w:ascii="Times New Roman" w:hAnsi="Times New Roman" w:cs="Times New Roman"/>
+                <w:sz w:val="19"/>
+                <w:szCs w:val="19"/>
+                <w:color w:val="0F172A"/>
+              </w:rPr>
+              <w:t xml:space="preserve">4</w:t>
+            </w:r>
+          </w:p>
+        </w:tc>
+        <w:tc>
+          <w:tcPr>
+            <w:tcW w:w="2800" w:type="dxa"/>
+            <w:shd w:val="clear" w:color="auto" w:fill="F8FAFC"/>
+            <w:tcMar>
+              <w:top w:w="120" w:type="dxa"/>
+              <w:bottom w:w="120" w:type="dxa"/>
+              <w:left w:w="140" w:type="dxa"/>
+              <w:right w:w="140" w:type="dxa"/>
+            </w:tcMar>
+            <w:vAlign w:val="center"/>
+          </w:tcPr>
+          <w:p>
+            <w:pPr>
+              <w:spacing w:before="40" w:after="40" w:line="276" w:lineRule="auto"/>
+            </w:pPr>
+            <w:r>
+              <w:rPr>
+                <w:rFonts w:ascii="Times New Roman" w:hAnsi="Times New Roman" w:cs="Times New Roman"/>
+                <w:sz w:val="19"/>
+                <w:szCs w:val="19"/>
+                <w:color w:val="0F172A"/>
+              </w:rPr>
+              <w:t xml:space="preserve">Đóng gói toàn bộ hồ sơ 23CT113_Nhom02 và hoàn tất nộp bài</w:t>
+            </w:r>
+          </w:p>
+        </w:tc>
+        <w:tc>
+          <w:tcPr>
+            <w:tcW w:w="1800" w:type="dxa"/>
+            <w:shd w:val="clear" w:color="auto" w:fill="F8FAFC"/>
+            <w:tcMar>
+              <w:top w:w="120" w:type="dxa"/>
+              <w:bottom w:w="120" w:type="dxa"/>
+              <w:left w:w="140" w:type="dxa"/>
+              <w:right w:w="140" w:type="dxa"/>
+            </w:tcMar>
+            <w:vAlign w:val="center"/>
+          </w:tcPr>
+          <w:p>
+            <w:pPr>
+              <w:spacing w:before="40" w:after="40" w:line="276" w:lineRule="auto"/>
+            </w:pPr>
+            <w:r>
+              <w:rPr>
+                <w:rFonts w:ascii="Times New Roman" w:hAnsi="Times New Roman" w:cs="Times New Roman"/>
+                <w:b/>
+                <w:sz w:val="19"/>
+                <w:szCs w:val="19"/>
+                <w:color w:val="0F172A"/>
+              </w:rPr>
+              <w:t xml:space="preserve">Cả nhóm (5 bạn)</w:t>
+            </w:r>
+          </w:p>
+        </w:tc>
+        <w:tc>
+          <w:tcPr>
+            <w:tcW w:w="1400" w:type="dxa"/>
+            <w:shd w:val="clear" w:color="auto" w:fill="F8FAFC"/>
+            <w:tcMar>
+              <w:top w:w="120" w:type="dxa"/>
+              <w:bottom w:w="120" w:type="dxa"/>
+              <w:left w:w="140" w:type="dxa"/>
+              <w:right w:w="140" w:type="dxa"/>
+            </w:tcMar>
+            <w:vAlign w:val="center"/>
+          </w:tcPr>
+          <w:p>
+            <w:pPr>
+              <w:jc w:val="center"/>
+              <w:spacing w:before="40" w:after="40" w:line="276" w:lineRule="auto"/>
+            </w:pPr>
+            <w:r>
+              <w:rPr>
+                <w:rFonts w:ascii="Times New Roman" w:hAnsi="Times New Roman" w:cs="Times New Roman"/>
+                <w:sz w:val="19"/>
+                <w:szCs w:val="19"/>
+                <w:color w:val="0F172A"/>
+              </w:rPr>
+              <w:t xml:space="preserve">01/11/2026</w:t>
+            </w:r>
+          </w:p>
+        </w:tc>
+        <w:tc>
+          <w:tcPr>
+            <w:tcW w:w="1800" w:type="dxa"/>
+            <w:shd w:val="clear" w:color="auto" w:fill="F8FAFC"/>
+            <w:tcMar>
+              <w:top w:w="120" w:type="dxa"/>
+              <w:bottom w:w="120" w:type="dxa"/>
+              <w:left w:w="140" w:type="dxa"/>
+              <w:right w:w="140" w:type="dxa"/>
+            </w:tcMar>
+            <w:vAlign w:val="center"/>
+          </w:tcPr>
+          <w:p>
+            <w:pPr>
+              <w:spacing w:before="40" w:after="40" w:line="276" w:lineRule="auto"/>
+            </w:pPr>
+            <w:r>
+              <w:rPr>
+                <w:rFonts w:ascii="Times New Roman" w:hAnsi="Times New Roman" w:cs="Times New Roman"/>
+                <w:sz w:val="19"/>
+                <w:szCs w:val="19"/>
+                <w:color w:val="0F172A"/>
+              </w:rPr>
+              <w:t xml:space="preserve">Bộ hồ sơ nộp bài cuối kỳ</w:t>
+            </w:r>
+          </w:p>
+        </w:tc>
+        <w:tc>
+          <w:tcPr>
+            <w:tcW w:w="960" w:type="dxa"/>
+            <w:shd w:val="clear" w:color="auto" w:fill="F8FAFC"/>
+            <w:tcMar>
+              <w:top w:w="120" w:type="dxa"/>
+              <w:bottom w:w="120" w:type="dxa"/>
+              <w:left w:w="140" w:type="dxa"/>
+              <w:right w:w="140" w:type="dxa"/>
+            </w:tcMar>
+            <w:vAlign w:val="center"/>
+          </w:tcPr>
+          <w:p>
+            <w:pPr>
+              <w:jc w:val="center"/>
+              <w:spacing w:before="40" w:after="40" w:line="276" w:lineRule="auto"/>
+            </w:pPr>
+            <w:r>
+              <w:rPr>
+                <w:rFonts w:ascii="Times New Roman" w:hAnsi="Times New Roman" w:cs="Times New Roman"/>
+                <w:b/>
+                <w:sz w:val="19"/>
+                <w:szCs w:val="19"/>
+                <w:color w:val="059669"/>
+              </w:rPr>
+              <w:t xml:space="preserve">Hoàn thành</w:t>
+            </w:r>
+          </w:p>
+        </w:tc>
+      </w:tr>
+      <w:tr>
+        <w:trPr>
+          <w:cantSplit/>
+        </w:trPr>
+        <w:tc>
+          <w:tcPr>
+            <w:tcW w:w="600" w:type="dxa"/>
+            <w:shd w:val="clear" w:color="auto" w:fill="FFFFFF"/>
+            <w:tcMar>
+              <w:top w:w="120" w:type="dxa"/>
+              <w:bottom w:w="120" w:type="dxa"/>
+              <w:left w:w="140" w:type="dxa"/>
+              <w:right w:w="140" w:type="dxa"/>
+            </w:tcMar>
+            <w:vAlign w:val="center"/>
+          </w:tcPr>
+          <w:p>
+            <w:pPr>
+              <w:jc w:val="center"/>
+              <w:spacing w:before="40" w:after="40" w:line="276" w:lineRule="auto"/>
+            </w:pPr>
+            <w:r>
+              <w:rPr>
+                <w:rFonts w:ascii="Times New Roman" w:hAnsi="Times New Roman" w:cs="Times New Roman"/>
+                <w:sz w:val="19"/>
+                <w:szCs w:val="19"/>
+                <w:color w:val="0F172A"/>
+              </w:rPr>
+              <w:t xml:space="preserve">5</w:t>
+            </w:r>
+          </w:p>
+        </w:tc>
+        <w:tc>
+          <w:tcPr>
+            <w:tcW w:w="2800" w:type="dxa"/>
+            <w:shd w:val="clear" w:color="auto" w:fill="FFFFFF"/>
+            <w:tcMar>
+              <w:top w:w="120" w:type="dxa"/>
+              <w:bottom w:w="120" w:type="dxa"/>
+              <w:left w:w="140" w:type="dxa"/>
+              <w:right w:w="140" w:type="dxa"/>
+            </w:tcMar>
+            <w:vAlign w:val="center"/>
+          </w:tcPr>
+          <w:p>
+            <w:pPr>
+              <w:spacing w:before="40" w:after="40" w:line="276" w:lineRule="auto"/>
+            </w:pPr>
+            <w:r>
+              <w:rPr>
+                <w:rFonts w:ascii="Times New Roman" w:hAnsi="Times New Roman" w:cs="Times New Roman"/>
+                <w:sz w:val="19"/>
+                <w:szCs w:val="19"/>
+                <w:color w:val="0F172A"/>
+              </w:rPr>
+              <w:t xml:space="preserve">Tập dượt thuyết trình bảo vệ trước Thầy Nguyễn Minh Phúc</w:t>
+            </w:r>
+          </w:p>
+        </w:tc>
+        <w:tc>
+          <w:tcPr>
+            <w:tcW w:w="1800" w:type="dxa"/>
+            <w:shd w:val="clear" w:color="auto" w:fill="FFFFFF"/>
+            <w:tcMar>
+              <w:top w:w="120" w:type="dxa"/>
+              <w:bottom w:w="120" w:type="dxa"/>
+              <w:left w:w="140" w:type="dxa"/>
+              <w:right w:w="140" w:type="dxa"/>
+            </w:tcMar>
+            <w:vAlign w:val="center"/>
+          </w:tcPr>
+          <w:p>
+            <w:pPr>
+              <w:spacing w:before="40" w:after="40" w:line="276" w:lineRule="auto"/>
+            </w:pPr>
+            <w:r>
+              <w:rPr>
+                <w:rFonts w:ascii="Times New Roman" w:hAnsi="Times New Roman" w:cs="Times New Roman"/>
+                <w:b/>
+                <w:sz w:val="19"/>
+                <w:szCs w:val="19"/>
+                <w:color w:val="0F172A"/>
+              </w:rPr>
+              <w:t xml:space="preserve">Cả nhóm (5 bạn)</w:t>
+            </w:r>
+          </w:p>
+        </w:tc>
+        <w:tc>
+          <w:tcPr>
+            <w:tcW w:w="1400" w:type="dxa"/>
+            <w:shd w:val="clear" w:color="auto" w:fill="FFFFFF"/>
+            <w:tcMar>
+              <w:top w:w="120" w:type="dxa"/>
+              <w:bottom w:w="120" w:type="dxa"/>
+              <w:left w:w="140" w:type="dxa"/>
+              <w:right w:w="140" w:type="dxa"/>
+            </w:tcMar>
+            <w:vAlign w:val="center"/>
+          </w:tcPr>
+          <w:p>
+            <w:pPr>
+              <w:jc w:val="center"/>
+              <w:spacing w:before="40" w:after="40" w:line="276" w:lineRule="auto"/>
+            </w:pPr>
+            <w:r>
+              <w:rPr>
+                <w:rFonts w:ascii="Times New Roman" w:hAnsi="Times New Roman" w:cs="Times New Roman"/>
+                <w:sz w:val="19"/>
+                <w:szCs w:val="19"/>
+                <w:color w:val="0F172A"/>
+              </w:rPr>
+              <w:t xml:space="preserve">01/11/2026</w:t>
+            </w:r>
+          </w:p>
+        </w:tc>
+        <w:tc>
+          <w:tcPr>
+            <w:tcW w:w="1800" w:type="dxa"/>
+            <w:shd w:val="clear" w:color="auto" w:fill="FFFFFF"/>
+            <w:tcMar>
+              <w:top w:w="120" w:type="dxa"/>
+              <w:bottom w:w="120" w:type="dxa"/>
+              <w:left w:w="140" w:type="dxa"/>
+              <w:right w:w="140" w:type="dxa"/>
+            </w:tcMar>
+            <w:vAlign w:val="center"/>
+          </w:tcPr>
+          <w:p>
+            <w:pPr>
+              <w:spacing w:before="40" w:after="40" w:line="276" w:lineRule="auto"/>
+            </w:pPr>
+            <w:r>
+              <w:rPr>
+                <w:rFonts w:ascii="Times New Roman" w:hAnsi="Times New Roman" w:cs="Times New Roman"/>
+                <w:sz w:val="19"/>
+                <w:szCs w:val="19"/>
+                <w:color w:val="0F172A"/>
+              </w:rPr>
+              <w:t xml:space="preserve">Kịch bản phân vai demo</w:t>
+            </w:r>
+          </w:p>
+        </w:tc>
+        <w:tc>
+          <w:tcPr>
+            <w:tcW w:w="960" w:type="dxa"/>
+            <w:shd w:val="clear" w:color="auto" w:fill="FFFFFF"/>
+            <w:tcMar>
+              <w:top w:w="120" w:type="dxa"/>
+              <w:bottom w:w="120" w:type="dxa"/>
+              <w:left w:w="140" w:type="dxa"/>
+              <w:right w:w="140" w:type="dxa"/>
+            </w:tcMar>
+            <w:vAlign w:val="center"/>
+          </w:tcPr>
+          <w:p>
+            <w:pPr>
+              <w:jc w:val="center"/>
+              <w:spacing w:before="40" w:after="40" w:line="276" w:lineRule="auto"/>
+            </w:pPr>
+            <w:r>
+              <w:rPr>
+                <w:rFonts w:ascii="Times New Roman" w:hAnsi="Times New Roman" w:cs="Times New Roman"/>
+                <w:b/>
+                <w:sz w:val="19"/>
+                <w:szCs w:val="19"/>
+                <w:color w:val="059669"/>
+              </w:rPr>
+              <w:t xml:space="preserve">Hoàn thành</w:t>
+            </w:r>
+          </w:p>
+        </w:tc>
+      </w:tr>
+    </w:tbl>
+    <w:p>
+      <w:pPr>
+        <w:spacing w:before="240" w:after="120" w:line="276" w:lineRule="auto"/>
+      </w:pPr>
+      <w:r>
+        <w:rPr>
+          <w:rFonts w:ascii="Times New Roman" w:hAnsi="Times New Roman" w:cs="Times New Roman"/>
+          <w:b/>
+          <w:sz w:val="28"/>
+          <w:szCs w:val="28"/>
+          <w:color w:val="1E3A8A"/>
+        </w:rPr>
+        <w:t xml:space="preserve">VI. KẾT LUẬN &amp; BIỂU QUYẾT</w:t>
+      </w:r>
+    </w:p>
+    <w:p>
+      <w:pPr>
+        <w:spacing w:before="100" w:after="100" w:line="276" w:lineRule="auto"/>
+      </w:pPr>
+      <w:r>
+        <w:rPr>
+          <w:rFonts w:ascii="Times New Roman" w:hAnsi="Times New Roman" w:cs="Times New Roman"/>
+          <w:sz w:val="20"/>
+          <w:szCs w:val="20"/>
+          <w:color w:val="0F172A"/>
+        </w:rPr>
+        <w:t xml:space="preserve">• Nhóm 02 đồng thuận 100% với toàn bộ hồ sơ báo cáo, bảng số liệu và bảng đánh giá thành viên.</w:t>
+      </w:r>
+    </w:p>
+    <w:p>
+      <w:pPr>
+        <w:spacing w:before="100" w:after="200" w:line="276" w:lineRule="auto"/>
+      </w:pPr>
+      <w:r>
+        <w:rPr>
+          <w:rFonts w:ascii="Times New Roman" w:hAnsi="Times New Roman" w:cs="Times New Roman"/>
+          <w:sz w:val="20"/>
+          <w:szCs w:val="20"/>
+          <w:color w:val="0F172A"/>
+        </w:rPr>
+        <w:t xml:space="preserve">• Toàn thể thành viên sẵn sàng cho buổi thuyết trình bảo vệ đề tài trước Giảng viên Nguyễn Minh Phúc.</w:t>
+      </w:r>
+    </w:p>
+    <w:tbl>
+      <w:tblPr>
+        <w:tblW w:w="9360" w:type="dxa"/>
+        <w:jc w:val="center"/>
+        <w:tblBorders>
+          <w:top w:val="none"/>
+          <w:left w:val="none"/>
+          <w:bottom w:val="none"/>
+          <w:right w:val="none"/>
+          <w:insideH w:val="none"/>
+          <w:insideV w:val="none"/>
+        </w:tblBorders>
+      </w:tblPr>
+      <w:tblGrid>
+        <w:gridCol w:w="4680"/>
+        <w:gridCol w:w="4680"/>
+      </w:tblGrid>
+      <w:tr>
+        <w:tc>
+          <w:tcPr>
+            <w:tcW w:w="4680" w:type="dxa"/>
+            <w:vAlign w:val="top"/>
+          </w:tcPr>
+          <w:p>
+            <w:pPr>
+              <w:jc w:val="center"/>
+              <w:spacing w:before="100" w:after="40" w:line="276" w:lineRule="auto"/>
+            </w:pPr>
+            <w:r>
+              <w:rPr>
+                <w:rFonts w:ascii="Times New Roman" w:hAnsi="Times New Roman" w:cs="Times New Roman"/>
+                <w:b/>
+                <w:sz w:val="20"/>
+                <w:szCs w:val="20"/>
+                <w:color w:val="0F172A"/>
+              </w:rPr>
+              <w:t xml:space="preserve">THƯ KÝ CUỘC HỌP</w:t>
+            </w:r>
+          </w:p>
+          <w:p>
+            <w:pPr>
+              <w:jc w:val="center"/>
+              <w:spacing w:before="0" w:after="500" w:line="276" w:lineRule="auto"/>
+            </w:pPr>
+            <w:r>
+              <w:rPr>
+                <w:rFonts w:ascii="Times New Roman" w:hAnsi="Times New Roman" w:cs="Times New Roman"/>
+                <w:i/>
+                <w:sz w:val="18"/>
+                <w:szCs w:val="18"/>
+                <w:color w:val="64748B"/>
+              </w:rPr>
+              <w:t xml:space="preserve">(Ký và ghi rõ họ tên)</w:t>
+            </w:r>
+          </w:p>
+          <w:p>
+            <w:pPr>
+              <w:jc w:val="center"/>
+              <w:spacing w:before="400" w:after="0" w:line="276" w:lineRule="auto"/>
+            </w:pPr>
+            <w:r>
+              <w:rPr>
+                <w:rFonts w:ascii="Times New Roman" w:hAnsi="Times New Roman" w:cs="Times New Roman"/>
+                <w:b/>
+                <w:sz w:val="20"/>
+                <w:szCs w:val="20"/>
+                <w:color w:val="0F172A"/>
+              </w:rPr>
+              <w:t xml:space="preserve">Bùi Đặng Quốc Khánh</w:t>
+            </w:r>
+          </w:p>
+        </w:tc>
+        <w:tc>
+          <w:tcPr>
+            <w:tcW w:w="4680" w:type="dxa"/>
+            <w:vAlign w:val="top"/>
+          </w:tcPr>
+          <w:p>
+            <w:pPr>
+              <w:jc w:val="center"/>
+              <w:spacing w:before="100" w:after="40" w:line="276" w:lineRule="auto"/>
+            </w:pPr>
+            <w:r>
+              <w:rPr>
+                <w:rFonts w:ascii="Times New Roman" w:hAnsi="Times New Roman" w:cs="Times New Roman"/>
+                <w:b/>
+                <w:sz w:val="20"/>
+                <w:szCs w:val="20"/>
+                <w:color w:val="0F172A"/>
+              </w:rPr>
+              <w:t xml:space="preserve">CHỦ TRÌ / TRƯỞNG NHÓM</w:t>
+            </w:r>
+          </w:p>
+          <w:p>
+            <w:pPr>
+              <w:jc w:val="center"/>
+              <w:spacing w:before="0" w:after="500" w:line="276" w:lineRule="auto"/>
+            </w:pPr>
+            <w:r>
+              <w:rPr>
+                <w:rFonts w:ascii="Times New Roman" w:hAnsi="Times New Roman" w:cs="Times New Roman"/>
+                <w:i/>
+                <w:sz w:val="18"/>
+                <w:szCs w:val="18"/>
+                <w:color w:val="64748B"/>
+              </w:rPr>
+              <w:t xml:space="preserve">(Ký và ghi rõ họ tên)</w:t>
+            </w:r>
+          </w:p>
+          <w:p>
+            <w:pPr>
+              <w:jc w:val="center"/>
+              <w:spacing w:before="400" w:after="0" w:line="276" w:lineRule="auto"/>
+            </w:pPr>
+            <w:r>
+              <w:rPr>
+                <w:rFonts w:ascii="Times New Roman" w:hAnsi="Times New Roman" w:cs="Times New Roman"/>
+                <w:b/>
+                <w:sz w:val="20"/>
+                <w:szCs w:val="20"/>
+                <w:color w:val="0F172A"/>
+              </w:rPr>
+              <w:t xml:space="preserve">Nguyễn Quách Phú Tài</w:t>
+            </w:r>
+          </w:p>
+        </w:tc>
+      </w:tr>
+    </w:tbl>
+    <w:p>
+      <w:pPr>
+        <w:spacing w:before="240" w:after="120" w:line="276" w:lineRule="auto"/>
+      </w:pPr>
+      <w:r>
+        <w:rPr>
+          <w:rFonts w:ascii="Times New Roman" w:hAnsi="Times New Roman" w:cs="Times New Roman"/>
+          <w:b/>
+          <w:sz w:val="28"/>
+          <w:szCs w:val="28"/>
+          <w:color w:val="1E3A8A"/>
+        </w:rPr>
+        <w:t xml:space="preserve">VIII. HÌNH ẢNH MINH CHỨNG CUỘC HỌP</w:t>
+      </w:r>
+    </w:p>
+    <w:p>
+      <w:pPr>
+        <w:spacing w:before="100" w:after="120" w:line="276" w:lineRule="auto"/>
+      </w:pPr>
+      <w:r>
+        <w:rPr>
+          <w:rFonts w:ascii="Times New Roman" w:hAnsi="Times New Roman" w:cs="Times New Roman"/>
+          <w:i/>
+          <w:sz w:val="24"/>
+          <w:szCs w:val="24"/>
+          <w:color w:val="475569"/>
+        </w:rPr>
+        <w:t xml:space="preserve">Ảnh chụp màn hình buổi họp trực tuyến tổng kết qua Google Meet của Nhóm 02:</w:t>
+      </w:r>
+    </w:p>
+    <w:p>
+      <w:pPr>
+        <w:jc w:val="center"/>
+      </w:pPr>
       <w:r>
         <w:drawing>
           <wp:inline xmlns:a="http://schemas.openxmlformats.org/drawingml/2006/main" xmlns:pic="http://schemas.openxmlformats.org/drawingml/2006/picture">
@@ -151,8 +2962,8 @@
       </w:r>
     </w:p>
     <w:sectPr>
-      <w:pgSz w:w="12240" w:h="15840"/>
-      <w:pgMar w:top="1440" w:right="1800" w:bottom="1440" w:left="1800" w:header="720" w:footer="720" w:gutter="0"/>
+      <w:pgSz w:w="11906" w:h="16838"/>
+      <w:pgMar w:top="1134" w:right="1134" w:bottom="1134" w:left="1418" w:header="720" w:footer="720" w:gutter="0"/>
       <w:cols w:space="720"/>
       <w:docGrid w:linePitch="360"/>
     </w:sectPr>

--- a/23CT113_Nhom02_NenTangCrowdfunding(TuTeFund)/TimeLine/Biên Bản Họp Nhóm Lần 3 – Báo Cáo Cuối Kỳ Môn Kiểm Thử Phần Mềm.docx
+++ b/23CT113_Nhom02_NenTangCrowdfunding(TuTeFund)/TimeLine/Biên Bản Họp Nhóm Lần 3 – Báo Cáo Cuối Kỳ Môn Kiểm Thử Phần Mềm.docx
@@ -124,20 +124,12 @@
     </w:p>
     <w:p>
       <w:r>
-        <w:rPr>
-          <w:rFonts w:ascii="Times New Roman" w:hAnsi="Times New Roman"/>
-          <w:sz w:val="22"/>
-        </w:rPr>
-        <w:t>• Tổng kết kết quả thực thi kiểm thử thực tế trên toàn bộ 200 Test Cases</w:t>
-      </w:r>
-    </w:p>
-    <w:p>
-      <w:r>
-        <w:rPr>
-          <w:rFonts w:ascii="Times New Roman" w:hAnsi="Times New Roman"/>
-          <w:sz w:val="22"/>
-        </w:rPr>
-        <w:t>• Rà soát và phân loại 14 Bug Reports (BUG-001 -&gt; BUG-014)</w:t>
+        <w:t>• Tổng kết kết quả thực thi kiểm thử thực tế trên toàn bộ 105 Test Cases (93 TC đã chạy, 12 TC để trống kết quả do giới hạn thiết bị/thanh toán thật)</w:t>
+      </w:r>
+    </w:p>
+    <w:p>
+      <w:r>
+        <w:t>• Rà soát và phân loại 4 Bug Reports (BUG-001 -&gt; BUG-004) sinh từ các ca kiểm thử FAIL thực tế</w:t>
       </w:r>
     </w:p>
     <w:p>
@@ -164,29 +156,17 @@
     </w:p>
     <w:p>
       <w:r>
-        <w:rPr>
-          <w:rFonts w:ascii="Times New Roman" w:hAnsi="Times New Roman"/>
-          <w:sz w:val="22"/>
-        </w:rPr>
-        <w:t>- Tổng kết số liệu thực tế: 173 PASS (86.5%), 23 FAIL (11.5%), 4 BLOCKED (2.0%)</w:t>
-      </w:r>
-    </w:p>
-    <w:p>
-      <w:r>
-        <w:rPr>
-          <w:rFonts w:ascii="Times New Roman" w:hAnsi="Times New Roman"/>
-          <w:sz w:val="22"/>
-        </w:rPr>
-        <w:t>- Tỷ lệ PASS 86.5% đạt và vượt chỉ tiêu chất lượng đề ra ban đầu (≥ 85.0%)</w:t>
-      </w:r>
-    </w:p>
-    <w:p>
-      <w:r>
-        <w:rPr>
-          <w:rFonts w:ascii="Times New Roman" w:hAnsi="Times New Roman"/>
-          <w:sz w:val="22"/>
-        </w:rPr>
-        <w:t>- 14 Bug Reports được phân loại rõ ràng theo mức độ nghiêm trọng: 3 Critical/High, 9 Medium, 2 Low</w:t>
+        <w:t>- Tổng kết số liệu thực tế: 89 PASS (95.7%), 4 FAIL (4.3%), 0 BLOCKED trên 93 TCs đã thực thi</w:t>
+      </w:r>
+    </w:p>
+    <w:p>
+      <w:r>
+        <w:t>- Tỷ lệ PASS 95.7% trên các TC đã thực thi đạt và vượt chỉ tiêu chất lượng đề ra ban đầu (≥ 85.0%)</w:t>
+      </w:r>
+    </w:p>
+    <w:p>
+      <w:r>
+        <w:t>- 4 Bug Reports gồm 2 High (cổng MoMo/VNPay trả HTTP 410 ESCROW_BANK_ONLY), 1 Medium (polling WebRTC 1.2s), 1 Low (thiếu validate độ dài góp ý trên UI)</w:t>
       </w:r>
     </w:p>
     <w:p>
